--- a/internal_doc/03.开发设计/FullTextSearch/Story-顺序集合.docx
+++ b/internal_doc/03.开发设计/FullTextSearch/Story-顺序集合.docx
@@ -10,7 +10,10 @@
         <w:pStyle w:val="16"/>
       </w:pPr>
       <w:r>
-        <w:t>SequoiaDB顺序文件</w:t>
+        <w:t>SequoiaDB顺序</w:t>
+      </w:r>
+      <w:r>
+        <w:t>集合</w:t>
       </w:r>
     </w:p>
     <w:p>
@@ -30,7 +33,10 @@
         <w:ind w:firstLine="420"/>
       </w:pPr>
       <w:r>
-        <w:t>SequoiaDB顺序文件</w:t>
+        <w:t>SequoiaDB顺序</w:t>
+      </w:r>
+      <w:r>
+        <w:t>集合</w:t>
       </w:r>
     </w:p>
     <w:p>
@@ -62,10 +68,16 @@
         <w:ind w:firstLine="420"/>
       </w:pPr>
       <w:r>
-        <w:t>有客户需要进行数据的重组，从已有数据中去除部分字段</w:t>
-      </w:r>
-      <w:r>
-        <w:t>，整理后重新放回到数据库中，此过程中需要一种高效率的顺序写的集合。</w:t>
+        <w:t>客户需要进行数据的重组，从已有数据中去除部分字段，整理后重新放回到数据库中，此过程中需要一种</w:t>
+      </w:r>
+      <w:r>
+        <w:t>高效的中间数据缓存机制</w:t>
+      </w:r>
+      <w:r>
+        <w:t>。</w:t>
+      </w:r>
+      <w:r>
+        <w:t>具体到SDB来说，需要一种拥有更高插入性能的集合。</w:t>
       </w:r>
     </w:p>
     <w:p>
@@ -85,7 +97,7 @@
         <w:ind w:firstLine="420"/>
       </w:pPr>
       <w:r>
-        <w:t>全文检索中需要用到一种能快速存取待索引文档的存储结构，它在文件中只会顺序插入、顺序删除数据，需要比现在的存储文件更好的性能。</w:t>
+        <w:t>全文检索机制中会利用SDB的集合缓存操作记录文档（包含操作类型、待索引文档数据等），由于原始的插入、删除、更新操作，都会转换成操作记录文档，因此需要在缓存集合上进行大量插入操作，需要一种插入性能更高的集合。</w:t>
       </w:r>
     </w:p>
     <w:p>
@@ -97,10 +109,7 @@
         </w:numPr>
       </w:pPr>
       <w:r>
-        <w:t>价值和</w:t>
-      </w:r>
-      <w:r>
-        <w:t>功能</w:t>
+        <w:t>价值和功能</w:t>
       </w:r>
     </w:p>
     <w:p>
@@ -108,13 +117,7 @@
         <w:ind w:firstLine="420"/>
       </w:pPr>
       <w:r>
-        <w:t>支持一种新类型的</w:t>
-      </w:r>
-      <w:r>
-        <w:t>集合：</w:t>
-      </w:r>
-      <w:r>
-        <w:t>顺序集合，它比已有的集合有更好的插入性能。</w:t>
+        <w:t>支持一种新类型的集合：顺序集合，它比已有的集合有更好的插入性能。</w:t>
       </w:r>
     </w:p>
     <w:p>
@@ -138,7 +141,7 @@
         <w:ind w:left="-120" w:leftChars="0" w:firstLine="420"/>
       </w:pPr>
       <w:r>
-        <w:t>不支持索引</w:t>
+        <w:t>不支持任何update、delete操作;</w:t>
       </w:r>
     </w:p>
     <w:p>
@@ -150,13 +153,7 @@
         <w:ind w:left="-120" w:leftChars="0" w:firstLine="420"/>
       </w:pPr>
       <w:r>
-        <w:t>不支持更新、</w:t>
-      </w:r>
-      <w:r>
-        <w:t>给定条件的</w:t>
-      </w:r>
-      <w:r>
-        <w:t>删除操作</w:t>
+        <w:t>不支持索引</w:t>
       </w:r>
     </w:p>
     <w:p>
@@ -200,19 +197,16 @@
         <w:ind w:firstLine="420"/>
       </w:pPr>
       <w:r>
-        <w:t>顺序集合：只能顺序插入、删</w:t>
-      </w:r>
-      <w:r>
-        <w:t xml:space="preserve"> </w:t>
-      </w:r>
-      <w:r>
-        <w:t>除记录</w:t>
-      </w:r>
-      <w:r>
-        <w:t>（pop）</w:t>
-      </w:r>
-      <w:r>
-        <w:t>的集合</w:t>
+        <w:t>顺序集合：</w:t>
+      </w:r>
+      <w:r>
+        <w:t>物理存储上</w:t>
+      </w:r>
+      <w:r>
+        <w:t>顺序插入、删除记录（pop）的集合</w:t>
+      </w:r>
+      <w:r>
+        <w:t>，注意并不是逻辑上保证查询到的数据与插入顺序一致。它的主要特点是拥有更高的插入性能。</w:t>
       </w:r>
     </w:p>
     <w:p>
@@ -220,12 +214,7 @@
         <w:ind w:left="420" w:firstLine="0"/>
       </w:pPr>
       <w:r>
-        <w:t>顺序集合空间：用来管理顺序集合的集合空间</w:t>
-      </w:r>
-      <w:bookmarkStart w:id="0" w:name="_GoBack"/>
-      <w:bookmarkEnd w:id="0"/>
-      <w:r>
-        <w:t>，顺序集合必需存在于顺序集合空间中。</w:t>
+        <w:t>顺序集合空间：用来管理顺序集合的集合空间，顺序集合必需存在于顺序集合空间中。</w:t>
       </w:r>
     </w:p>
     <w:p>
@@ -245,19 +234,37 @@
         <w:ind w:firstLine="420"/>
       </w:pPr>
       <w:r>
+        <w:rPr>
+          <w:color w:val="0000FF"/>
+        </w:rPr>
+        <w:t>注：外部通过语句使用顺序CS及CL的功能当前不考虑最终开放，目前提供语句操作能力供测试，正式发布前屏蔽。</w:t>
+      </w:r>
+    </w:p>
+    <w:p>
+      <w:pPr>
+        <w:ind w:firstLine="420"/>
+      </w:pPr>
+      <w:r>
         <w:t>要使用顺序集合，必须先创建顺序集合空间，顺序集合只能创建在顺序集合空间上。</w:t>
       </w:r>
+      <w:r>
+        <w:t>顺序集合与普通集合具有类似的特性，但不支持删除及更新操作。</w:t>
+      </w:r>
     </w:p>
     <w:p>
       <w:pPr>
         <w:pStyle w:val="4"/>
-        <w:numPr>
-          <w:ilvl w:val="2"/>
-          <w:numId w:val="2"/>
-        </w:numPr>
-      </w:pPr>
-      <w:r>
-        <w:t>创建顺序集合空间</w:t>
+      </w:pPr>
+      <w:r>
+        <w:t>创建CS及CL</w:t>
+      </w:r>
+    </w:p>
+    <w:p>
+      <w:pPr>
+        <w:ind w:firstLine="420" w:firstLineChars="0"/>
+      </w:pPr>
+      <w:r>
+        <w:t>扩展现有的创建CS的语法，在选项中增加顺序集合空间的选项：</w:t>
       </w:r>
     </w:p>
     <w:p>
@@ -265,7 +272,7 @@
         <w:ind w:firstLine="420"/>
       </w:pPr>
       <w:r>
-        <w:t>扩展现有的创建CS的语法，在选项中增加顺序集合空间的选项：</w:t>
+        <w:t>Options增加： Sequential : true | false</w:t>
       </w:r>
     </w:p>
     <w:p>
@@ -273,15 +280,10 @@
         <w:ind w:firstLine="420"/>
       </w:pPr>
       <w:r>
-        <w:t>Options增加： Sequential : true | false</w:t>
-      </w:r>
-    </w:p>
-    <w:p>
-      <w:pPr>
-        <w:ind w:firstLine="420"/>
-      </w:pPr>
-      <w:r>
-        <w:t>在顺序集合空间上创建的集合成为顺序集合。</w:t>
+        <w:t>在顺序集合空间上创建的集合成为顺序集合</w:t>
+      </w:r>
+      <w:r>
+        <w:t>，举例如下：</w:t>
       </w:r>
     </w:p>
     <w:tbl>
@@ -360,12 +362,143 @@
     </w:tbl>
     <w:p>
       <w:pPr>
-        <w:ind w:firstLine="420"/>
-      </w:pPr>
-      <w:r>
-        <w:t>顺序集合空间是只能有顺序集合，顺序集合只会存在于顺序集合空间上。</w:t>
-      </w:r>
-    </w:p>
+        <w:pStyle w:val="4"/>
+      </w:pPr>
+      <w:r>
+        <w:t>删除CL及CS</w:t>
+      </w:r>
+    </w:p>
+    <w:p>
+      <w:pPr>
+        <w:ind w:firstLine="420" w:firstLineChars="0"/>
+      </w:pPr>
+      <w:r>
+        <w:t>与现有语法相同。</w:t>
+      </w:r>
+    </w:p>
+    <w:p>
+      <w:pPr>
+        <w:pStyle w:val="4"/>
+      </w:pPr>
+      <w:r>
+        <w:t>插入</w:t>
+      </w:r>
+    </w:p>
+    <w:p>
+      <w:pPr>
+        <w:ind w:firstLine="420" w:firstLineChars="0"/>
+      </w:pPr>
+      <w:r>
+        <w:t>使用当前语法。插入的记录在各数据组上分别保证存储上的顺序性，但多个分组之间无关联。</w:t>
+      </w:r>
+    </w:p>
+    <w:p>
+      <w:pPr>
+        <w:pStyle w:val="4"/>
+      </w:pPr>
+      <w:r>
+        <w:t>更新及删除</w:t>
+      </w:r>
+    </w:p>
+    <w:p>
+      <w:pPr>
+        <w:ind w:firstLine="420" w:firstLineChars="0"/>
+      </w:pPr>
+      <w:r>
+        <w:t>不支持。</w:t>
+      </w:r>
+    </w:p>
+    <w:p>
+      <w:pPr>
+        <w:pStyle w:val="4"/>
+      </w:pPr>
+      <w:r>
+        <w:t>查询</w:t>
+      </w:r>
+    </w:p>
+    <w:p>
+      <w:pPr>
+        <w:ind w:firstLine="420" w:firstLineChars="0"/>
+      </w:pPr>
+      <w:r>
+        <w:t>支持按块扫描的方式进行查询。</w:t>
+      </w:r>
+    </w:p>
+    <w:p>
+      <w:pPr>
+        <w:pStyle w:val="4"/>
+      </w:pPr>
+      <w:r>
+        <w:t>弹出</w:t>
+      </w:r>
+    </w:p>
+    <w:p>
+      <w:pPr>
+        <w:ind w:firstLine="420" w:firstLineChars="0"/>
+      </w:pPr>
+      <w:r>
+        <w:t>弹出操作只能直连各数据节点进行，协调节点上不能执行。</w:t>
+      </w:r>
+    </w:p>
+    <w:p>
+      <w:pPr>
+        <w:ind w:firstLine="420" w:firstLineChars="0"/>
+      </w:pPr>
+      <w:r>
+        <w:t>pop命令带一个参数，即</w:t>
+      </w:r>
+    </w:p>
+    <w:p>
+      <w:pPr>
+        <w:ind w:firstLine="420" w:firstLineChars="0"/>
+      </w:pPr>
+      <w:r>
+        <w:t>示例：</w:t>
+      </w:r>
+    </w:p>
+    <w:tbl>
+      <w:tblPr>
+        <w:tblStyle w:val="20"/>
+        <w:tblW w:w="7965" w:type="dxa"/>
+        <w:tblInd w:w="557" w:type="dxa"/>
+        <w:tblBorders>
+          <w:top w:val="single" w:color="auto" w:sz="4" w:space="0"/>
+          <w:left w:val="single" w:color="auto" w:sz="4" w:space="0"/>
+          <w:bottom w:val="single" w:color="auto" w:sz="4" w:space="0"/>
+          <w:right w:val="single" w:color="auto" w:sz="4" w:space="0"/>
+          <w:insideH w:val="single" w:color="auto" w:sz="4" w:space="0"/>
+          <w:insideV w:val="single" w:color="auto" w:sz="4" w:space="0"/>
+        </w:tblBorders>
+        <w:tblLayout w:type="fixed"/>
+        <w:tblCellMar>
+          <w:left w:w="108" w:type="dxa"/>
+          <w:right w:w="108" w:type="dxa"/>
+        </w:tblCellMar>
+      </w:tblPr>
+      <w:tblGrid>
+        <w:gridCol w:w="7965"/>
+      </w:tblGrid>
+      <w:tr>
+        <w:tc>
+          <w:tcPr>
+            <w:tcW w:w="7965" w:type="dxa"/>
+          </w:tcPr>
+          <w:p>
+            <w:pPr>
+              <w:rPr>
+                <w:vertAlign w:val="baseline"/>
+              </w:rPr>
+            </w:pPr>
+            <w:r>
+              <w:rPr>
+                <w:vertAlign w:val="baseline"/>
+              </w:rPr>
+              <w:t>&gt; db.cs.cl.pop({Number: 1})</w:t>
+            </w:r>
+          </w:p>
+        </w:tc>
+      </w:tr>
+    </w:tbl>
     <w:p>
       <w:pPr>
         <w:pStyle w:val="3"/>
@@ -383,7 +516,7 @@
         <w:ind w:firstLine="420"/>
       </w:pPr>
       <w:r>
-        <w:t>现有的记录和索引的存储有着基本类似的文件结构，它们都是继承自统一的基类dmsStorageBase，它提供文件中的基本空间管理能力。</w:t>
+        <w:t>当前用于保存记录和索引的文件有着基本类似结构，它们都是继承自统一的基类dmsStorageBase。dmsStorageBase提供基本的段页式空间管理能力，用于保存记录的dmsStorageData在此基础上加入了块的管理能力。</w:t>
       </w:r>
     </w:p>
     <w:p>
@@ -391,7 +524,7 @@
         <w:ind w:firstLine="420"/>
       </w:pPr>
       <w:r>
-        <w:t>顺序文件的结构如图3.1.1所示。</w:t>
+        <w:t>顺序文件使用一种与当前数据存储文件类似的结构，如图3.1.1所示。</w:t>
       </w:r>
     </w:p>
     <w:p>
@@ -621,11 +754,7 @@
     </w:p>
     <w:p>
       <w:pPr>
-        <w:pStyle w:val="4"/>
-        <w:numPr>
-          <w:ilvl w:val="2"/>
-          <w:numId w:val="2"/>
-        </w:numPr>
+        <w:pStyle w:val="3"/>
       </w:pPr>
       <w:r>
         <w:t>全文索引结构设计</w:t>
@@ -650,11 +779,7 @@
     </w:p>
     <w:p>
       <w:pPr>
-        <w:pStyle w:val="4"/>
-        <w:numPr>
-          <w:ilvl w:val="2"/>
-          <w:numId w:val="2"/>
-        </w:numPr>
+        <w:pStyle w:val="3"/>
       </w:pPr>
       <w:r>
         <w:t>顺序集合复制日志</w:t>
@@ -665,7 +790,21 @@
         <w:ind w:firstLine="420"/>
       </w:pPr>
       <w:r>
-        <w:t>当直接使用顺序集合时，会单独写日志，与现在的机制一样，但在全文索引的使用场合中，需要将日志整合到data的日志中，记录下日志的写入位置。因此需要设置一个开关，控制在顺序文件中是否写日志。</w:t>
+        <w:t>顺序集合也按照现在的机制，通过复制日志的方式来完成主从之间的数据复制。但从实现层面来讲，顺序文件有其特点：主从之间顺序文件要保证最终物理一致，即每一条记录在主节点上的文件和从节点上的文件上的插入位置完全一致。而普通集合是无法保证这一点的。普通集合的复制日志中只包含操作类型及数据等信息，它在从节点上可能会与其它日志并发重放，因此从节点上块的分布、记录的位置等是不保证和主节点上一致的。但顺序集合则要求基物理顺序必需一致。因此必须在日志中包含记录的插入位置（RID）。另外由于新插入记录时可能触发新的块分布，为保证从节点上分配的块的大小与主节点完全一致，在日志中还需要包含所在块的大小。</w:t>
+      </w:r>
+    </w:p>
+    <w:p>
+      <w:pPr>
+        <w:ind w:firstLine="420"/>
+      </w:pPr>
+      <w:r>
+        <w:t>当直接使用顺序集合时，会单独写日志，与现在的机制一样，但在全文索引的使用场合中，需要将日志整合到data的日志中。因此需要</w:t>
+      </w:r>
+      <w:r>
+        <w:t>在内部</w:t>
+      </w:r>
+      <w:r>
+        <w:t>设置一个开关，控制在顺序文件中是否写日志。</w:t>
       </w:r>
     </w:p>
     <w:p>
@@ -738,7 +877,7 @@
         <w:jc w:val="left"/>
       </w:pPr>
       <w:r>
-        <w:t>dmsStorageSeqData类参考dmsStorageData，引入块的概念，并提供按块管理空间的接口，在块上插入、删除记录的接口等。集合上的并发操作，通过在MB上的锁</w:t>
+        <w:t>dmsStorageSeqData类参考dmsStorageData，引入块的概念，并提供按块管理空间的接口，在块上插入、删除记录的接口等。</w:t>
       </w:r>
     </w:p>
     <w:p>
@@ -765,13 +904,16 @@
         </w:numPr>
       </w:pPr>
       <w:r>
-        <w:t>创建顺序集合空间与顺序集合</w:t>
-      </w:r>
-    </w:p>
-    <w:p>
-      <w:pPr>
-        <w:ind w:firstLine="420"/>
-      </w:pPr>
+        <w:t>创建顺序集合空间</w:t>
+      </w:r>
+    </w:p>
+    <w:p>
+      <w:pPr>
+        <w:ind w:firstLine="420" w:firstLineChars="0"/>
+      </w:pPr>
+      <w:r>
+        <w:t>主体流程与现有创建CS流程一致，但创建的文件类型是新的顺序文件类型。</w:t>
+      </w:r>
     </w:p>
     <w:p>
       <w:pPr>
@@ -782,7 +924,15 @@
         </w:numPr>
       </w:pPr>
       <w:r>
-        <w:t>删除顺序集合</w:t>
+        <w:t>顺序集合</w:t>
+      </w:r>
+    </w:p>
+    <w:p>
+      <w:pPr>
+        <w:ind w:firstLine="420"/>
+      </w:pPr>
+      <w:r>
+        <w:t>与现有创建CL流程一致。</w:t>
       </w:r>
     </w:p>
     <w:p>
@@ -794,8 +944,13 @@
         </w:numPr>
       </w:pPr>
       <w:r>
-        <w:t>插入数据</w:t>
-      </w:r>
+        <w:t>删除顺序集合</w:t>
+      </w:r>
+    </w:p>
+    <w:p>
+      <w:pPr>
+        <w:ind w:firstLine="420" w:firstLineChars="0"/>
+      </w:pPr>
     </w:p>
     <w:p>
       <w:pPr>
@@ -806,8 +961,25 @@
         </w:numPr>
       </w:pPr>
       <w:r>
+        <w:t>插入数据</w:t>
+      </w:r>
+    </w:p>
+    <w:p/>
+    <w:p>
+      <w:pPr>
+        <w:pStyle w:val="4"/>
+        <w:numPr>
+          <w:ilvl w:val="2"/>
+          <w:numId w:val="2"/>
+        </w:numPr>
+      </w:pPr>
+      <w:r>
         <w:t>pop数据</w:t>
       </w:r>
+    </w:p>
+    <w:p>
+      <w:bookmarkStart w:id="0" w:name="_GoBack"/>
+      <w:bookmarkEnd w:id="0"/>
     </w:p>
     <w:p>
       <w:pPr>

--- a/internal_doc/03.开发设计/FullTextSearch/Story-顺序集合.docx
+++ b/internal_doc/03.开发设计/FullTextSearch/Story-顺序集合.docx
@@ -7,13 +7,10 @@
     </w:p>
     <w:p>
       <w:pPr>
-        <w:pStyle w:val="16"/>
-      </w:pPr>
-      <w:r>
-        <w:t>SequoiaDB顺序</w:t>
-      </w:r>
-      <w:r>
-        <w:t>集合</w:t>
+        <w:pStyle w:val="17"/>
+      </w:pPr>
+      <w:r>
+        <w:t>SequoiaDB顺序集合</w:t>
       </w:r>
     </w:p>
     <w:p>
@@ -25,7 +22,7 @@
         </w:numPr>
       </w:pPr>
       <w:r>
-        <w:t xml:space="preserve">Story编号和名称 </w:t>
+        <w:t>Story编号和名称</w:t>
       </w:r>
     </w:p>
     <w:p>
@@ -33,10 +30,7 @@
         <w:ind w:firstLine="420"/>
       </w:pPr>
       <w:r>
-        <w:t>SequoiaDB顺序</w:t>
-      </w:r>
-      <w:r>
-        <w:t>集合</w:t>
+        <w:t>SequoiaDB顺序集合</w:t>
       </w:r>
     </w:p>
     <w:p>
@@ -68,16 +62,7 @@
         <w:ind w:firstLine="420"/>
       </w:pPr>
       <w:r>
-        <w:t>客户需要进行数据的重组，从已有数据中去除部分字段，整理后重新放回到数据库中，此过程中需要一种</w:t>
-      </w:r>
-      <w:r>
-        <w:t>高效的中间数据缓存机制</w:t>
-      </w:r>
-      <w:r>
-        <w:t>。</w:t>
-      </w:r>
-      <w:r>
-        <w:t>具体到SDB来说，需要一种拥有更高插入性能的集合。</w:t>
+        <w:t>客户需要进行数据的重组，从已有数据中去除部分字段，整理后重新放回到数据库中，此过程中需要一种高效的中间数据缓存机制。具体到SDB来说，需要一种拥有更高插入性能的集合。</w:t>
       </w:r>
     </w:p>
     <w:p>
@@ -138,7 +123,7 @@
           <w:ilvl w:val="0"/>
           <w:numId w:val="3"/>
         </w:numPr>
-        <w:ind w:left="-120" w:leftChars="0" w:firstLine="420"/>
+        <w:ind w:left="-120" w:firstLine="420"/>
       </w:pPr>
       <w:r>
         <w:t>不支持任何update、delete操作;</w:t>
@@ -150,7 +135,7 @@
           <w:ilvl w:val="0"/>
           <w:numId w:val="3"/>
         </w:numPr>
-        <w:ind w:left="-120" w:leftChars="0" w:firstLine="420"/>
+        <w:ind w:left="-120" w:firstLine="420"/>
       </w:pPr>
       <w:r>
         <w:t>不支持索引</w:t>
@@ -159,13 +144,30 @@
     <w:p>
       <w:pPr>
         <w:numPr>
-          <w:ilvl w:val="0"/>
-          <w:numId w:val="3"/>
+          <w:numId w:val="0"/>
         </w:numPr>
-        <w:ind w:left="-120" w:leftChars="0" w:firstLine="420"/>
-      </w:pPr>
-      <w:r>
-        <w:t>不支持基于字典的数据压缩</w:t>
+        <w:ind w:left="300" w:leftChars="0"/>
+        <w:rPr>
+          <w:color w:val="0000FF"/>
+        </w:rPr>
+      </w:pPr>
+      <w:r>
+        <w:rPr>
+          <w:color w:val="0000FF"/>
+        </w:rPr>
+        <w:t>是否需要支持</w:t>
+      </w:r>
+      <w:r>
+        <w:rPr>
+          <w:color w:val="0000FF"/>
+        </w:rPr>
+        <w:t>数据压缩</w:t>
+      </w:r>
+      <w:r>
+        <w:rPr>
+          <w:color w:val="0000FF"/>
+        </w:rPr>
+        <w:t>？</w:t>
       </w:r>
     </w:p>
     <w:p>
@@ -177,6 +179,32 @@
         </w:numPr>
       </w:pPr>
       <w:r>
+        <w:t>Story对外功能接口描述</w:t>
+      </w:r>
+    </w:p>
+    <w:p>
+      <w:pPr>
+        <w:ind w:firstLine="420" w:firstLineChars="0"/>
+        <w:rPr>
+          <w:color w:val="auto"/>
+        </w:rPr>
+      </w:pPr>
+      <w:r>
+        <w:rPr>
+          <w:color w:val="auto"/>
+        </w:rPr>
+        <w:t>当前本story的直接目标是为了支持全文检索能力，对于从外部手工创建顺序集合的能力，当前并不正式对外开放。但出于可测试性的需要，会提供基本操作语法以供测试，最终发布前对外接口屏蔽（能通过内部接口测试更好）。</w:t>
+      </w:r>
+    </w:p>
+    <w:p>
+      <w:pPr>
+        <w:pStyle w:val="2"/>
+        <w:numPr>
+          <w:ilvl w:val="0"/>
+          <w:numId w:val="2"/>
+        </w:numPr>
+      </w:pPr>
+      <w:r>
         <w:t>Story简单设计</w:t>
       </w:r>
     </w:p>
@@ -197,21 +225,12 @@
         <w:ind w:firstLine="420"/>
       </w:pPr>
       <w:r>
-        <w:t>顺序集合：</w:t>
-      </w:r>
-      <w:r>
-        <w:t>物理存储上</w:t>
-      </w:r>
-      <w:r>
-        <w:t>顺序插入、删除记录（pop）的集合</w:t>
-      </w:r>
-      <w:r>
-        <w:t>，注意并不是逻辑上保证查询到的数据与插入顺序一致。它的主要特点是拥有更高的插入性能。</w:t>
-      </w:r>
-    </w:p>
-    <w:p>
-      <w:pPr>
-        <w:ind w:left="420" w:firstLine="0"/>
+        <w:t>顺序集合：物理存储上顺序插入、删除记录（pop）的集合，注意并不是逻辑上保证查询到的数据与插入顺序一致。它的主要特点是拥有更高的插入性能。</w:t>
+      </w:r>
+    </w:p>
+    <w:p>
+      <w:pPr>
+        <w:ind w:left="420"/>
       </w:pPr>
       <w:r>
         <w:t>顺序集合空间：用来管理顺序集合的集合空间，顺序集合必需存在于顺序集合空间中。</w:t>
@@ -234,10 +253,19 @@
         <w:ind w:firstLine="420"/>
       </w:pPr>
       <w:r>
-        <w:rPr>
-          <w:color w:val="0000FF"/>
-        </w:rPr>
-        <w:t>注：外部通过语句使用顺序CS及CL的功能当前不考虑最终开放，目前提供语句操作能力供测试，正式发布前屏蔽。</w:t>
+        <w:t>要使用顺序集合，必须先创建顺序集合空间，顺序集合只能创建在顺序集合空间上。顺序集合与普通集合具有类似的特性，但不支持删除及更新操作。</w:t>
+      </w:r>
+    </w:p>
+    <w:p>
+      <w:pPr>
+        <w:pStyle w:val="4"/>
+        <w:numPr>
+          <w:ilvl w:val="2"/>
+          <w:numId w:val="2"/>
+        </w:numPr>
+      </w:pPr>
+      <w:r>
+        <w:t>创建CS及CL</w:t>
       </w:r>
     </w:p>
     <w:p>
@@ -245,25 +273,6 @@
         <w:ind w:firstLine="420"/>
       </w:pPr>
       <w:r>
-        <w:t>要使用顺序集合，必须先创建顺序集合空间，顺序集合只能创建在顺序集合空间上。</w:t>
-      </w:r>
-      <w:r>
-        <w:t>顺序集合与普通集合具有类似的特性，但不支持删除及更新操作。</w:t>
-      </w:r>
-    </w:p>
-    <w:p>
-      <w:pPr>
-        <w:pStyle w:val="4"/>
-      </w:pPr>
-      <w:r>
-        <w:t>创建CS及CL</w:t>
-      </w:r>
-    </w:p>
-    <w:p>
-      <w:pPr>
-        <w:ind w:firstLine="420" w:firstLineChars="0"/>
-      </w:pPr>
-      <w:r>
         <w:t>扩展现有的创建CS的语法，在选项中增加顺序集合空间的选项：</w:t>
       </w:r>
     </w:p>
@@ -280,15 +289,12 @@
         <w:ind w:firstLine="420"/>
       </w:pPr>
       <w:r>
-        <w:t>在顺序集合空间上创建的集合成为顺序集合</w:t>
-      </w:r>
-      <w:r>
-        <w:t>，举例如下：</w:t>
+        <w:t>在顺序集合空间上创建的集合成为顺序集合，举例如下：</w:t>
       </w:r>
     </w:p>
     <w:tbl>
       <w:tblPr>
-        <w:tblStyle w:val="19"/>
+        <w:tblStyle w:val="20"/>
         <w:tblW w:w="7916" w:type="dxa"/>
         <w:jc w:val="right"/>
         <w:tblInd w:w="0" w:type="dxa"/>
@@ -323,8 +329,6 @@
               <w:left w:val="single" w:color="000001" w:sz="2" w:space="0"/>
               <w:bottom w:val="single" w:color="000001" w:sz="2" w:space="0"/>
               <w:right w:val="single" w:color="000001" w:sz="2" w:space="0"/>
-              <w:insideH w:val="single" w:sz="2" w:space="0"/>
-              <w:insideV w:val="single" w:sz="2" w:space="0"/>
             </w:tcBorders>
             <w:shd w:val="clear" w:color="auto" w:fill="auto"/>
             <w:tcMar>
@@ -333,7 +337,7 @@
           </w:tcPr>
           <w:p>
             <w:pPr>
-              <w:pStyle w:val="26"/>
+              <w:pStyle w:val="27"/>
             </w:pPr>
             <w:r>
               <w:t>&gt; db.createCS(‘cs’, {</w:t>
@@ -351,7 +355,7 @@
           </w:p>
           <w:p>
             <w:pPr>
-              <w:pStyle w:val="26"/>
+              <w:pStyle w:val="27"/>
             </w:pPr>
             <w:r>
               <w:t>&gt; db.cs.createCL(‘cl’)</w:t>
@@ -363,6 +367,10 @@
     <w:p>
       <w:pPr>
         <w:pStyle w:val="4"/>
+        <w:numPr>
+          <w:ilvl w:val="2"/>
+          <w:numId w:val="2"/>
+        </w:numPr>
       </w:pPr>
       <w:r>
         <w:t>删除CL及CS</w:t>
@@ -370,95 +378,15 @@
     </w:p>
     <w:p>
       <w:pPr>
-        <w:ind w:firstLine="420" w:firstLineChars="0"/>
+        <w:ind w:firstLine="420"/>
       </w:pPr>
       <w:r>
         <w:t>与现有语法相同。</w:t>
-      </w:r>
-    </w:p>
-    <w:p>
-      <w:pPr>
-        <w:pStyle w:val="4"/>
-      </w:pPr>
-      <w:r>
-        <w:t>插入</w:t>
-      </w:r>
-    </w:p>
-    <w:p>
-      <w:pPr>
-        <w:ind w:firstLine="420" w:firstLineChars="0"/>
-      </w:pPr>
-      <w:r>
-        <w:t>使用当前语法。插入的记录在各数据组上分别保证存储上的顺序性，但多个分组之间无关联。</w:t>
-      </w:r>
-    </w:p>
-    <w:p>
-      <w:pPr>
-        <w:pStyle w:val="4"/>
-      </w:pPr>
-      <w:r>
-        <w:t>更新及删除</w:t>
-      </w:r>
-    </w:p>
-    <w:p>
-      <w:pPr>
-        <w:ind w:firstLine="420" w:firstLineChars="0"/>
-      </w:pPr>
-      <w:r>
-        <w:t>不支持。</w:t>
-      </w:r>
-    </w:p>
-    <w:p>
-      <w:pPr>
-        <w:pStyle w:val="4"/>
-      </w:pPr>
-      <w:r>
-        <w:t>查询</w:t>
-      </w:r>
-    </w:p>
-    <w:p>
-      <w:pPr>
-        <w:ind w:firstLine="420" w:firstLineChars="0"/>
-      </w:pPr>
-      <w:r>
-        <w:t>支持按块扫描的方式进行查询。</w:t>
-      </w:r>
-    </w:p>
-    <w:p>
-      <w:pPr>
-        <w:pStyle w:val="4"/>
-      </w:pPr>
-      <w:r>
-        <w:t>弹出</w:t>
-      </w:r>
-    </w:p>
-    <w:p>
-      <w:pPr>
-        <w:ind w:firstLine="420" w:firstLineChars="0"/>
-      </w:pPr>
-      <w:r>
-        <w:t>弹出操作只能直连各数据节点进行，协调节点上不能执行。</w:t>
-      </w:r>
-    </w:p>
-    <w:p>
-      <w:pPr>
-        <w:ind w:firstLine="420" w:firstLineChars="0"/>
-      </w:pPr>
-      <w:r>
-        <w:t>pop命令带一个参数，即</w:t>
-      </w:r>
-    </w:p>
-    <w:p>
-      <w:pPr>
-        <w:ind w:firstLine="420" w:firstLineChars="0"/>
-      </w:pPr>
-      <w:r>
-        <w:t>示例：</w:t>
       </w:r>
     </w:p>
     <w:tbl>
       <w:tblPr>
-        <w:tblStyle w:val="20"/>
+        <w:tblStyle w:val="21"/>
         <w:tblW w:w="7965" w:type="dxa"/>
         <w:tblInd w:w="557" w:type="dxa"/>
         <w:tblBorders>
@@ -486,6 +414,7 @@
           <w:p>
             <w:pPr>
               <w:rPr>
+                <w:rFonts w:hint="default"/>
                 <w:vertAlign w:val="baseline"/>
               </w:rPr>
             </w:pPr>
@@ -493,7 +422,229 @@
               <w:rPr>
                 <w:vertAlign w:val="baseline"/>
               </w:rPr>
+              <w:t>&gt; db.cs.dropCL(</w:t>
+            </w:r>
+            <w:r>
+              <w:rPr>
+                <w:rFonts w:hint="default"/>
+                <w:vertAlign w:val="baseline"/>
+              </w:rPr>
+              <w:t>‘cl’)</w:t>
+            </w:r>
+          </w:p>
+          <w:p>
+            <w:pPr>
+              <w:rPr>
+                <w:rFonts w:hint="default"/>
+                <w:vertAlign w:val="baseline"/>
+              </w:rPr>
+            </w:pPr>
+            <w:r>
+              <w:rPr>
+                <w:rFonts w:hint="default"/>
+                <w:vertAlign w:val="baseline"/>
+              </w:rPr>
+              <w:t>&gt; db.dropCS(‘cs’)</w:t>
+            </w:r>
+          </w:p>
+        </w:tc>
+      </w:tr>
+    </w:tbl>
+    <w:p>
+      <w:pPr>
+        <w:ind w:firstLine="420"/>
+      </w:pPr>
+    </w:p>
+    <w:p>
+      <w:pPr>
+        <w:pStyle w:val="4"/>
+        <w:numPr>
+          <w:ilvl w:val="2"/>
+          <w:numId w:val="2"/>
+        </w:numPr>
+      </w:pPr>
+      <w:r>
+        <w:t>插入</w:t>
+      </w:r>
+    </w:p>
+    <w:p>
+      <w:pPr>
+        <w:ind w:firstLine="420"/>
+      </w:pPr>
+      <w:r>
+        <w:t>使用当前语法。插入的记录在各数据组上分别保证存储上的顺序性，但多个分组之间无关联。</w:t>
+      </w:r>
+    </w:p>
+    <w:tbl>
+      <w:tblPr>
+        <w:tblStyle w:val="21"/>
+        <w:tblW w:w="7976" w:type="dxa"/>
+        <w:tblInd w:w="546" w:type="dxa"/>
+        <w:tblBorders>
+          <w:top w:val="single" w:color="auto" w:sz="4" w:space="0"/>
+          <w:left w:val="single" w:color="auto" w:sz="4" w:space="0"/>
+          <w:bottom w:val="single" w:color="auto" w:sz="4" w:space="0"/>
+          <w:right w:val="single" w:color="auto" w:sz="4" w:space="0"/>
+          <w:insideH w:val="single" w:color="auto" w:sz="4" w:space="0"/>
+          <w:insideV w:val="single" w:color="auto" w:sz="4" w:space="0"/>
+        </w:tblBorders>
+        <w:tblLayout w:type="fixed"/>
+        <w:tblCellMar>
+          <w:left w:w="108" w:type="dxa"/>
+          <w:right w:w="108" w:type="dxa"/>
+        </w:tblCellMar>
+      </w:tblPr>
+      <w:tblGrid>
+        <w:gridCol w:w="7976"/>
+      </w:tblGrid>
+      <w:tr>
+        <w:tc>
+          <w:tcPr>
+            <w:tcW w:w="7976" w:type="dxa"/>
+          </w:tcPr>
+          <w:p>
+            <w:pPr>
+              <w:rPr>
+                <w:vertAlign w:val="baseline"/>
+              </w:rPr>
+            </w:pPr>
+            <w:r>
+              <w:rPr>
+                <w:vertAlign w:val="baseline"/>
+              </w:rPr>
+              <w:t>&gt; db.cs.cl.insert({id:1, name:</w:t>
+            </w:r>
+            <w:r>
+              <w:rPr>
+                <w:rFonts w:hint="default"/>
+                <w:vertAlign w:val="baseline"/>
+              </w:rPr>
+              <w:t>”tom”})</w:t>
+            </w:r>
+          </w:p>
+        </w:tc>
+      </w:tr>
+    </w:tbl>
+    <w:p>
+      <w:pPr>
+        <w:ind w:firstLine="420"/>
+      </w:pPr>
+    </w:p>
+    <w:p>
+      <w:pPr>
+        <w:pStyle w:val="4"/>
+        <w:numPr>
+          <w:ilvl w:val="2"/>
+          <w:numId w:val="2"/>
+        </w:numPr>
+      </w:pPr>
+      <w:r>
+        <w:t>更新及删除</w:t>
+      </w:r>
+    </w:p>
+    <w:p>
+      <w:pPr>
+        <w:ind w:firstLine="420"/>
+      </w:pPr>
+      <w:r>
+        <w:t>不支持。</w:t>
+      </w:r>
+    </w:p>
+    <w:p>
+      <w:pPr>
+        <w:pStyle w:val="4"/>
+        <w:numPr>
+          <w:ilvl w:val="2"/>
+          <w:numId w:val="2"/>
+        </w:numPr>
+      </w:pPr>
+      <w:r>
+        <w:t>查询</w:t>
+      </w:r>
+    </w:p>
+    <w:p>
+      <w:pPr>
+        <w:ind w:firstLine="420"/>
+      </w:pPr>
+      <w:r>
+        <w:t>支持按块扫描的方式进行查询。</w:t>
+      </w:r>
+    </w:p>
+    <w:p>
+      <w:pPr>
+        <w:pStyle w:val="4"/>
+        <w:numPr>
+          <w:ilvl w:val="2"/>
+          <w:numId w:val="2"/>
+        </w:numPr>
+      </w:pPr>
+      <w:r>
+        <w:t>弹出</w:t>
+      </w:r>
+    </w:p>
+    <w:p>
+      <w:pPr>
+        <w:ind w:firstLine="420"/>
+      </w:pPr>
+      <w:r>
+        <w:t>弹出操作只能直连各数据节点进行，协调节点上不能执行。</w:t>
+      </w:r>
+    </w:p>
+    <w:p>
+      <w:pPr>
+        <w:ind w:firstLine="420"/>
+      </w:pPr>
+      <w:r>
+        <w:t>pop命令带一个参数，即</w:t>
+      </w:r>
+    </w:p>
+    <w:p>
+      <w:pPr>
+        <w:ind w:firstLine="420"/>
+      </w:pPr>
+      <w:r>
+        <w:t>示例：</w:t>
+      </w:r>
+    </w:p>
+    <w:tbl>
+      <w:tblPr>
+        <w:tblStyle w:val="21"/>
+        <w:tblW w:w="7965" w:type="dxa"/>
+        <w:tblInd w:w="557" w:type="dxa"/>
+        <w:tblBorders>
+          <w:top w:val="single" w:color="auto" w:sz="4" w:space="0"/>
+          <w:left w:val="single" w:color="auto" w:sz="4" w:space="0"/>
+          <w:bottom w:val="single" w:color="auto" w:sz="4" w:space="0"/>
+          <w:right w:val="single" w:color="auto" w:sz="4" w:space="0"/>
+          <w:insideH w:val="single" w:color="auto" w:sz="4" w:space="0"/>
+          <w:insideV w:val="single" w:color="auto" w:sz="4" w:space="0"/>
+        </w:tblBorders>
+        <w:tblLayout w:type="fixed"/>
+        <w:tblCellMar>
+          <w:top w:w="0" w:type="dxa"/>
+          <w:left w:w="108" w:type="dxa"/>
+          <w:bottom w:w="0" w:type="dxa"/>
+          <w:right w:w="108" w:type="dxa"/>
+        </w:tblCellMar>
+      </w:tblPr>
+      <w:tblGrid>
+        <w:gridCol w:w="7965"/>
+      </w:tblGrid>
+      <w:tr>
+        <w:tc>
+          <w:tcPr>
+            <w:tcW w:w="7965" w:type="dxa"/>
+          </w:tcPr>
+          <w:p>
+            <w:pPr/>
+            <w:r>
               <w:t>&gt; db.cs.cl.pop({Number: 1})</w:t>
+            </w:r>
+          </w:p>
+          <w:p>
+            <w:pPr/>
+            <w:r>
+              <w:t>&gt; db.cs.cl.popBlock({Number: 1})</w:t>
             </w:r>
           </w:p>
         </w:tc>
@@ -524,7 +675,91 @@
         <w:ind w:firstLine="420"/>
       </w:pPr>
       <w:r>
-        <w:t>顺序文件使用一种与当前数据存储文件类似的结构，如图3.1.1所示。</w:t>
+        <w:t>顺序文件使用一种与当前数据存储文件类似的结构，</w:t>
+      </w:r>
+      <w:r>
+        <w:t>所对应的类也</w:t>
+      </w:r>
+      <w:r>
+        <w:t>继承自dmsStorageBase，</w:t>
+      </w:r>
+      <w:r>
+        <w:t>以</w:t>
+      </w:r>
+      <w:r>
+        <w:t>利用其基本的页管理能力。dmsStorageSeqData类参考dmsStorageData，引入块的概念，</w:t>
+      </w:r>
+      <w:r>
+        <w:t>提供集合操作的相关接口</w:t>
+      </w:r>
+      <w:r>
+        <w:t>。</w:t>
+      </w:r>
+    </w:p>
+    <w:p>
+      <w:pPr>
+        <w:jc w:val="center"/>
+      </w:pPr>
+      <w:r>
+        <w:drawing>
+          <wp:inline distT="0" distB="0" distL="114300" distR="114300">
+            <wp:extent cx="3928745" cy="2583815"/>
+            <wp:effectExtent l="0" t="0" r="14605" b="6985"/>
+            <wp:docPr id="3" name="图片 3"/>
+            <wp:cNvGraphicFramePr>
+              <a:graphicFrameLocks xmlns:a="http://schemas.openxmlformats.org/drawingml/2006/main" noChangeAspect="1"/>
+            </wp:cNvGraphicFramePr>
+            <a:graphic xmlns:a="http://schemas.openxmlformats.org/drawingml/2006/main">
+              <a:graphicData uri="http://schemas.openxmlformats.org/drawingml/2006/picture">
+                <pic:pic xmlns:pic="http://schemas.openxmlformats.org/drawingml/2006/picture">
+                  <pic:nvPicPr>
+                    <pic:cNvPr id="3" name="图片 3"/>
+                    <pic:cNvPicPr>
+                      <a:picLocks noChangeAspect="1"/>
+                    </pic:cNvPicPr>
+                  </pic:nvPicPr>
+                  <pic:blipFill>
+                    <a:blip r:embed="rId4"/>
+                    <a:stretch>
+                      <a:fillRect/>
+                    </a:stretch>
+                  </pic:blipFill>
+                  <pic:spPr>
+                    <a:xfrm>
+                      <a:off x="0" y="0"/>
+                      <a:ext cx="3928745" cy="2583815"/>
+                    </a:xfrm>
+                    <a:prstGeom prst="rect">
+                      <a:avLst/>
+                    </a:prstGeom>
+                    <a:noFill/>
+                    <a:ln w="9525">
+                      <a:noFill/>
+                      <a:miter/>
+                    </a:ln>
+                  </pic:spPr>
+                </pic:pic>
+              </a:graphicData>
+            </a:graphic>
+          </wp:inline>
+        </w:drawing>
+      </w:r>
+    </w:p>
+    <w:p>
+      <w:pPr>
+        <w:jc w:val="center"/>
+      </w:pPr>
+      <w:r>
+        <w:t>图4.3.1 存储相关类的关系</w:t>
+      </w:r>
+    </w:p>
+    <w:p>
+      <w:pPr>
+        <w:ind w:firstLine="420" w:firstLineChars="0"/>
+        <w:jc w:val="left"/>
+      </w:pPr>
+      <w:r>
+        <w:t>文件的基本结构如图4.3.2所示。</w:t>
       </w:r>
     </w:p>
     <w:p>
@@ -551,7 +786,7 @@
                     </pic:cNvPicPr>
                   </pic:nvPicPr>
                   <pic:blipFill>
-                    <a:blip r:embed="rId4"/>
+                    <a:blip r:embed="rId5"/>
                     <a:srcRect l="57859" t="7002" r="3045"/>
                     <a:stretch>
                       <a:fillRect/>
@@ -575,18 +810,53 @@
     </w:p>
     <w:p>
       <w:pPr>
+        <w:ind w:left="420" w:firstLine="420"/>
+        <w:jc w:val="center"/>
+      </w:pPr>
+      <w:r>
+        <w:t>图4.3.2 顺序文件基本结构</w:t>
+      </w:r>
+    </w:p>
+    <w:p>
+      <w:pPr>
         <w:ind w:firstLine="420"/>
       </w:pPr>
       <w:r>
-        <w:t>文件总体上分为元数据部分和数据部分。元数据部分又分为三大部分：存储单元头、SME段、MME段。</w:t>
+        <w:t>文件总体上分为元数据部分和</w:t>
+      </w:r>
+      <w:r>
+        <w:rPr>
+          <w:rFonts w:hint="eastAsia"/>
+        </w:rPr>
+        <w:t>业务</w:t>
+      </w:r>
+      <w:r>
+        <w:t>数据部分。元数据部分又分为三大部分：存储单元头、SME段、MME段。</w:t>
       </w:r>
     </w:p>
     <w:p>
       <w:pPr>
         <w:ind w:firstLine="420"/>
+        <w:rPr>
+          <w:rFonts w:hint="eastAsia"/>
+        </w:rPr>
       </w:pPr>
       <w:r>
         <w:t>其中存储单元头及SME段均是利用已有结构，分别用于保存存储单元的基本信息、对存储单元中的页使用情况进行管理。MME段类似dmsStorageData中的MME段。</w:t>
+      </w:r>
+    </w:p>
+    <w:p>
+      <w:pPr>
+        <w:ind w:firstLine="420"/>
+        <w:rPr>
+          <w:rFonts w:hint="eastAsia"/>
+        </w:rPr>
+      </w:pPr>
+      <w:r>
+        <w:rPr>
+          <w:rFonts w:hint="eastAsia"/>
+        </w:rPr>
+        <w:t>与已有文件类型的一个重要区别在于,顺序文件在主从复制节点上必须做到物理上一致,即每一条记录在文件中的写入位置都完全一样。</w:t>
       </w:r>
     </w:p>
     <w:p>
@@ -612,6 +882,9 @@
     <w:p>
       <w:pPr>
         <w:ind w:left="420" w:firstLine="420"/>
+        <w:rPr>
+          <w:color w:val="0070C0"/>
+        </w:rPr>
       </w:pPr>
       <w:r>
         <w:drawing>
@@ -640,7 +913,7 @@
                     </pic:cNvPicPr>
                   </pic:nvPicPr>
                   <pic:blipFill>
-                    <a:blip r:embed="rId5"/>
+                    <a:blip r:embed="rId6"/>
                     <a:stretch>
                       <a:fillRect/>
                     </a:stretch>
@@ -661,7 +934,25 @@
         </w:drawing>
       </w:r>
       <w:r>
-        <w:t>相比普通集合的元数据，顺序集合内部设计上不使用删除链表，外部功能上不支持的压缩（讨论？）。</w:t>
+        <w:t>相比普通集合的元数据，顺序集合内部设计上不使用删除链表，</w:t>
+      </w:r>
+      <w:r>
+        <w:rPr>
+          <w:color w:val="0070C0"/>
+        </w:rPr>
+        <w:t>外部功能上不支持的压缩（</w:t>
+      </w:r>
+      <w:r>
+        <w:rPr>
+          <w:color w:val="0070C0"/>
+        </w:rPr>
+        <w:t>待</w:t>
+      </w:r>
+      <w:r>
+        <w:rPr>
+          <w:color w:val="0070C0"/>
+        </w:rPr>
+        <w:t>讨论？）。</w:t>
       </w:r>
     </w:p>
     <w:p>
@@ -755,88 +1046,58 @@
     <w:p>
       <w:pPr>
         <w:pStyle w:val="3"/>
-      </w:pPr>
-      <w:r>
-        <w:t>全文索引结构设计</w:t>
-      </w:r>
-    </w:p>
-    <w:p>
-      <w:pPr>
-        <w:ind w:firstLine="420"/>
-        <w:jc w:val="left"/>
-      </w:pPr>
-      <w:r>
-        <w:t>为最大限度保证性能，一个全文索引对应一个文件（也就是内部对应一个集合空间，集合空间中只包含一个集合），因此在一个文件中，它只会顺序写文件，顺序删除。</w:t>
-      </w:r>
-    </w:p>
-    <w:p>
-      <w:pPr>
-        <w:ind w:firstLine="420"/>
-      </w:pPr>
-      <w:r>
-        <w:t>全文索引需要保存的数据主要有两部分：索引定义和待索引数据。定义跟现有的索引一样，在索引文件的保留块中存储，而待索引数据则使用新设计的顺序集合存储。</w:t>
-      </w:r>
-    </w:p>
-    <w:p>
-      <w:pPr>
-        <w:pStyle w:val="3"/>
-      </w:pPr>
-      <w:r>
-        <w:t>顺序集合复制日志</w:t>
-      </w:r>
-    </w:p>
-    <w:p>
-      <w:pPr>
-        <w:ind w:firstLine="420"/>
-      </w:pPr>
-      <w:r>
-        <w:t>顺序集合也按照现在的机制，通过复制日志的方式来完成主从之间的数据复制。但从实现层面来讲，顺序文件有其特点：主从之间顺序文件要保证最终物理一致，即每一条记录在主节点上的文件和从节点上的文件上的插入位置完全一致。而普通集合是无法保证这一点的。普通集合的复制日志中只包含操作类型及数据等信息，它在从节点上可能会与其它日志并发重放，因此从节点上块的分布、记录的位置等是不保证和主节点上一致的。但顺序集合则要求基物理顺序必需一致。因此必须在日志中包含记录的插入位置（RID）。另外由于新插入记录时可能触发新的块分布，为保证从节点上分配的块的大小与主节点完全一致，在日志中还需要包含所在块的大小。</w:t>
-      </w:r>
-    </w:p>
-    <w:p>
-      <w:pPr>
-        <w:ind w:firstLine="420"/>
-      </w:pPr>
-      <w:r>
-        <w:t>当直接使用顺序集合时，会单独写日志，与现在的机制一样，但在全文索引的使用场合中，需要将日志整合到data的日志中。因此需要</w:t>
-      </w:r>
-      <w:r>
-        <w:t>在内部</w:t>
-      </w:r>
-      <w:r>
-        <w:t>设置一个开关，控制在顺序文件中是否写日志。</w:t>
-      </w:r>
-    </w:p>
-    <w:p>
-      <w:pPr>
-        <w:pStyle w:val="3"/>
         <w:numPr>
           <w:ilvl w:val="1"/>
           <w:numId w:val="2"/>
         </w:numPr>
       </w:pPr>
       <w:r>
-        <w:t>类设计</w:t>
+        <w:t>全文索引结构设计</w:t>
       </w:r>
     </w:p>
     <w:p>
       <w:pPr>
         <w:ind w:firstLine="420"/>
-      </w:pPr>
-      <w:r>
-        <w:t>新的存储类继承自dmsStorageBase，利用其基本的页管理能力。</w:t>
-      </w:r>
-    </w:p>
-    <w:p>
-      <w:pPr>
+        <w:jc w:val="left"/>
+      </w:pPr>
+      <w:r>
+        <w:t>为最大限度保证性能，一个全文索引对应一个文件（也就是内部对应一个集合空间，集合空间中只包含一个集合），因此在一个文件中，它只会顺序写文件，顺序删除。</w:t>
+      </w:r>
+    </w:p>
+    <w:p>
+      <w:pPr>
+        <w:ind w:firstLine="420"/>
+        <w:rPr>
+          <w:rFonts w:hint="eastAsia"/>
+        </w:rPr>
+      </w:pPr>
+      <w:r>
+        <w:t>全文索引需要保存的数据主要有两部分：索引定义和待索引数据。定义跟现有的索引一样，在索引文件的保留块中存储，而待索引数据则使用新设计的顺序集合存储。</w:t>
+      </w:r>
+      <w:r>
+        <w:rPr>
+          <w:rFonts w:hint="eastAsia"/>
+        </w:rPr>
+        <w:t>它们之间的关联如下图所示。</w:t>
+      </w:r>
+    </w:p>
+    <w:p>
+      <w:pPr>
+        <w:ind w:firstLine="420"/>
         <w:jc w:val="center"/>
-      </w:pPr>
-      <w:r>
+        <w:rPr>
+          <w:rFonts w:hint="eastAsia"/>
+        </w:rPr>
+      </w:pPr>
+      <w:r>
+        <w:rPr>
+          <w:rFonts w:hint="eastAsia"/>
+        </w:rPr>
         <w:drawing>
           <wp:inline distT="0" distB="0" distL="0" distR="0">
-            <wp:extent cx="3655060" cy="2440305"/>
-            <wp:effectExtent l="0" t="0" r="0" b="0"/>
-            <wp:docPr id="3" name="图片 2"/>
+            <wp:extent cx="3945255" cy="5427980"/>
+            <wp:effectExtent l="0" t="0" r="0" b="7620"/>
+            <wp:docPr id="6" name="图片 6"/>
             <wp:cNvGraphicFramePr>
               <a:graphicFrameLocks xmlns:a="http://schemas.openxmlformats.org/drawingml/2006/main" noChangeAspect="1"/>
             </wp:cNvGraphicFramePr>
@@ -844,13 +1105,19 @@
               <a:graphicData uri="http://schemas.openxmlformats.org/drawingml/2006/picture">
                 <pic:pic xmlns:pic="http://schemas.openxmlformats.org/drawingml/2006/picture">
                   <pic:nvPicPr>
-                    <pic:cNvPr id="3" name="图片 2"/>
+                    <pic:cNvPr id="6" name="图片 6"/>
                     <pic:cNvPicPr>
-                      <a:picLocks noChangeAspect="1" noChangeArrowheads="1"/>
+                      <a:picLocks noChangeAspect="1"/>
                     </pic:cNvPicPr>
                   </pic:nvPicPr>
                   <pic:blipFill>
-                    <a:blip r:embed="rId6"/>
+                    <a:blip r:embed="rId7" cstate="print">
+                      <a:extLst>
+                        <a:ext uri="{28A0092B-C50C-407E-A947-70E740481C1C}">
+                          <a14:useLocalDpi xmlns:a14="http://schemas.microsoft.com/office/drawing/2010/main" val="0"/>
+                        </a:ext>
+                      </a:extLst>
+                    </a:blip>
                     <a:stretch>
                       <a:fillRect/>
                     </a:stretch>
@@ -858,7 +1125,7 @@
                   <pic:spPr>
                     <a:xfrm>
                       <a:off x="0" y="0"/>
-                      <a:ext cx="3655060" cy="2440305"/>
+                      <a:ext cx="3953734" cy="5439357"/>
                     </a:xfrm>
                     <a:prstGeom prst="rect">
                       <a:avLst/>
@@ -874,14 +1141,10 @@
     <w:p>
       <w:pPr>
         <w:ind w:firstLine="420"/>
-        <w:jc w:val="left"/>
-      </w:pPr>
-      <w:r>
-        <w:t>dmsStorageSeqData类参考dmsStorageData，引入块的概念，并提供按块管理空间的接口，在块上插入、删除记录的接口等。</w:t>
-      </w:r>
-    </w:p>
-    <w:p>
-      <w:pPr/>
+        <w:rPr>
+          <w:rFonts w:hint="eastAsia"/>
+        </w:rPr>
+      </w:pPr>
     </w:p>
     <w:p>
       <w:pPr>
@@ -892,39 +1155,7 @@
         </w:numPr>
       </w:pPr>
       <w:r>
-        <w:t>流程</w:t>
-      </w:r>
-    </w:p>
-    <w:p>
-      <w:pPr>
-        <w:pStyle w:val="4"/>
-        <w:numPr>
-          <w:ilvl w:val="2"/>
-          <w:numId w:val="2"/>
-        </w:numPr>
-      </w:pPr>
-      <w:r>
-        <w:t>创建顺序集合空间</w:t>
-      </w:r>
-    </w:p>
-    <w:p>
-      <w:pPr>
-        <w:ind w:firstLine="420" w:firstLineChars="0"/>
-      </w:pPr>
-      <w:r>
-        <w:t>主体流程与现有创建CS流程一致，但创建的文件类型是新的顺序文件类型。</w:t>
-      </w:r>
-    </w:p>
-    <w:p>
-      <w:pPr>
-        <w:pStyle w:val="4"/>
-        <w:numPr>
-          <w:ilvl w:val="2"/>
-          <w:numId w:val="2"/>
-        </w:numPr>
-      </w:pPr>
-      <w:r>
-        <w:t>顺序集合</w:t>
+        <w:t>顺序集合复制日志</w:t>
       </w:r>
     </w:p>
     <w:p>
@@ -932,54 +1163,16 @@
         <w:ind w:firstLine="420"/>
       </w:pPr>
       <w:r>
-        <w:t>与现有创建CL流程一致。</w:t>
-      </w:r>
-    </w:p>
-    <w:p>
-      <w:pPr>
-        <w:pStyle w:val="4"/>
-        <w:numPr>
-          <w:ilvl w:val="2"/>
-          <w:numId w:val="2"/>
-        </w:numPr>
-      </w:pPr>
-      <w:r>
-        <w:t>删除顺序集合</w:t>
-      </w:r>
-    </w:p>
-    <w:p>
-      <w:pPr>
-        <w:ind w:firstLine="420" w:firstLineChars="0"/>
-      </w:pPr>
-    </w:p>
-    <w:p>
-      <w:pPr>
-        <w:pStyle w:val="4"/>
-        <w:numPr>
-          <w:ilvl w:val="2"/>
-          <w:numId w:val="2"/>
-        </w:numPr>
-      </w:pPr>
-      <w:r>
-        <w:t>插入数据</w:t>
-      </w:r>
-    </w:p>
-    <w:p/>
-    <w:p>
-      <w:pPr>
-        <w:pStyle w:val="4"/>
-        <w:numPr>
-          <w:ilvl w:val="2"/>
-          <w:numId w:val="2"/>
-        </w:numPr>
-      </w:pPr>
-      <w:r>
-        <w:t>pop数据</w:t>
-      </w:r>
-    </w:p>
-    <w:p>
-      <w:bookmarkStart w:id="0" w:name="_GoBack"/>
-      <w:bookmarkEnd w:id="0"/>
+        <w:t>顺序集合也按照现在的机制，通过复制日志的方式来完成主从之间的数据复制。但从实现层面来讲，顺序文件有其特点：主从之间顺序文件要保证最终物理一致，即每一条记录在主节点上的文件和从节点上的文件上的插入位置完全一致。而普通集合是无法保证这一点的。普通集合的复制日志中只包含操作类型及数据等信息，它在从节点上可能会与其它日志并发重放，因此从节点上块的分布、记录的位置等是不保证和主节点上一致的。但顺序集合则要求基物理顺序必需一致。因此必须在日志中包含记录的插入位置（RID）。另外由于新插入记录时可能触发新的块分布，为保证从节点上分配的块的大小与主节点完全一致，在日志中还需要包含所在块的大小。</w:t>
+      </w:r>
+    </w:p>
+    <w:p>
+      <w:pPr>
+        <w:ind w:firstLine="420"/>
+      </w:pPr>
+      <w:r>
+        <w:t>当直接使用顺序集合时，会单独写日志，与现在的机制一样，但在全文索引的使用场合中，需要将日志整合到data的日志中。因此需要在内部设置一个开关，控制在顺序文件中是否写日志。</w:t>
+      </w:r>
     </w:p>
     <w:p>
       <w:pPr>
@@ -992,6 +1185,8 @@
       <w:r>
         <w:t>遗留问题</w:t>
       </w:r>
+      <w:bookmarkStart w:id="0" w:name="_GoBack"/>
+      <w:bookmarkEnd w:id="0"/>
     </w:p>
     <w:p>
       <w:pPr>
@@ -1005,13 +1200,543 @@
         <w:t>验收测试用例</w:t>
       </w:r>
     </w:p>
+    <w:tbl>
+      <w:tblPr>
+        <w:tblStyle w:val="21"/>
+        <w:tblW w:w="8522" w:type="dxa"/>
+        <w:tblInd w:w="0" w:type="dxa"/>
+        <w:tblBorders>
+          <w:top w:val="single" w:color="auto" w:sz="4" w:space="0"/>
+          <w:left w:val="single" w:color="auto" w:sz="4" w:space="0"/>
+          <w:bottom w:val="single" w:color="auto" w:sz="4" w:space="0"/>
+          <w:right w:val="single" w:color="auto" w:sz="4" w:space="0"/>
+          <w:insideH w:val="single" w:color="auto" w:sz="4" w:space="0"/>
+          <w:insideV w:val="single" w:color="auto" w:sz="4" w:space="0"/>
+        </w:tblBorders>
+        <w:tblLayout w:type="fixed"/>
+        <w:tblCellMar>
+          <w:left w:w="108" w:type="dxa"/>
+          <w:right w:w="108" w:type="dxa"/>
+        </w:tblCellMar>
+      </w:tblPr>
+      <w:tblGrid>
+        <w:gridCol w:w="2130"/>
+        <w:gridCol w:w="2130"/>
+        <w:gridCol w:w="2131"/>
+        <w:gridCol w:w="2131"/>
+      </w:tblGrid>
+      <w:tr>
+        <w:tc>
+          <w:tcPr>
+            <w:tcW w:w="2130" w:type="dxa"/>
+          </w:tcPr>
+          <w:p>
+            <w:pPr>
+              <w:jc w:val="center"/>
+              <w:rPr>
+                <w:b/>
+                <w:bCs/>
+                <w:vertAlign w:val="baseline"/>
+              </w:rPr>
+            </w:pPr>
+            <w:r>
+              <w:rPr>
+                <w:b/>
+                <w:bCs/>
+                <w:vertAlign w:val="baseline"/>
+              </w:rPr>
+              <w:t>用例编号</w:t>
+            </w:r>
+          </w:p>
+        </w:tc>
+        <w:tc>
+          <w:tcPr>
+            <w:tcW w:w="2130" w:type="dxa"/>
+          </w:tcPr>
+          <w:p>
+            <w:pPr>
+              <w:jc w:val="center"/>
+              <w:rPr>
+                <w:b/>
+                <w:bCs/>
+                <w:vertAlign w:val="baseline"/>
+              </w:rPr>
+            </w:pPr>
+            <w:r>
+              <w:rPr>
+                <w:b/>
+                <w:bCs/>
+                <w:vertAlign w:val="baseline"/>
+              </w:rPr>
+              <w:t>用例名称</w:t>
+            </w:r>
+          </w:p>
+        </w:tc>
+        <w:tc>
+          <w:tcPr>
+            <w:tcW w:w="2131" w:type="dxa"/>
+          </w:tcPr>
+          <w:p>
+            <w:pPr>
+              <w:jc w:val="center"/>
+              <w:rPr>
+                <w:b/>
+                <w:bCs/>
+                <w:vertAlign w:val="baseline"/>
+              </w:rPr>
+            </w:pPr>
+            <w:r>
+              <w:rPr>
+                <w:b/>
+                <w:bCs/>
+                <w:vertAlign w:val="baseline"/>
+              </w:rPr>
+              <w:t>用例操作步骤</w:t>
+            </w:r>
+          </w:p>
+        </w:tc>
+        <w:tc>
+          <w:tcPr>
+            <w:tcW w:w="2131" w:type="dxa"/>
+          </w:tcPr>
+          <w:p>
+            <w:pPr>
+              <w:jc w:val="center"/>
+              <w:rPr>
+                <w:b/>
+                <w:bCs/>
+                <w:vertAlign w:val="baseline"/>
+              </w:rPr>
+            </w:pPr>
+            <w:r>
+              <w:rPr>
+                <w:b/>
+                <w:bCs/>
+                <w:vertAlign w:val="baseline"/>
+              </w:rPr>
+              <w:t>期望结果</w:t>
+            </w:r>
+          </w:p>
+        </w:tc>
+      </w:tr>
+      <w:tr>
+        <w:tc>
+          <w:tcPr>
+            <w:tcW w:w="2130" w:type="dxa"/>
+          </w:tcPr>
+          <w:p>
+            <w:pPr>
+              <w:jc w:val="center"/>
+              <w:rPr>
+                <w:b w:val="0"/>
+                <w:bCs w:val="0"/>
+                <w:vertAlign w:val="baseline"/>
+              </w:rPr>
+            </w:pPr>
+            <w:r>
+              <w:rPr>
+                <w:b w:val="0"/>
+                <w:bCs w:val="0"/>
+                <w:vertAlign w:val="baseline"/>
+              </w:rPr>
+              <w:t>1</w:t>
+            </w:r>
+          </w:p>
+        </w:tc>
+        <w:tc>
+          <w:tcPr>
+            <w:tcW w:w="2130" w:type="dxa"/>
+          </w:tcPr>
+          <w:p>
+            <w:pPr>
+              <w:jc w:val="left"/>
+              <w:rPr>
+                <w:b w:val="0"/>
+                <w:bCs w:val="0"/>
+                <w:vertAlign w:val="baseline"/>
+              </w:rPr>
+            </w:pPr>
+            <w:r>
+              <w:rPr>
+                <w:b w:val="0"/>
+                <w:bCs w:val="0"/>
+                <w:vertAlign w:val="baseline"/>
+              </w:rPr>
+              <w:t>创建/删除顺序集合空间</w:t>
+            </w:r>
+          </w:p>
+        </w:tc>
+        <w:tc>
+          <w:tcPr>
+            <w:tcW w:w="2131" w:type="dxa"/>
+          </w:tcPr>
+          <w:p>
+            <w:pPr>
+              <w:jc w:val="left"/>
+              <w:rPr>
+                <w:b/>
+                <w:bCs/>
+                <w:vertAlign w:val="baseline"/>
+              </w:rPr>
+            </w:pPr>
+          </w:p>
+        </w:tc>
+        <w:tc>
+          <w:tcPr>
+            <w:tcW w:w="2131" w:type="dxa"/>
+          </w:tcPr>
+          <w:p>
+            <w:pPr>
+              <w:jc w:val="left"/>
+              <w:rPr>
+                <w:b/>
+                <w:bCs/>
+                <w:vertAlign w:val="baseline"/>
+              </w:rPr>
+            </w:pPr>
+          </w:p>
+        </w:tc>
+      </w:tr>
+      <w:tr>
+        <w:tc>
+          <w:tcPr>
+            <w:tcW w:w="2130" w:type="dxa"/>
+          </w:tcPr>
+          <w:p>
+            <w:pPr>
+              <w:jc w:val="center"/>
+              <w:rPr>
+                <w:vertAlign w:val="baseline"/>
+              </w:rPr>
+            </w:pPr>
+            <w:r>
+              <w:rPr>
+                <w:vertAlign w:val="baseline"/>
+              </w:rPr>
+              <w:t>2</w:t>
+            </w:r>
+          </w:p>
+        </w:tc>
+        <w:tc>
+          <w:tcPr>
+            <w:tcW w:w="2130" w:type="dxa"/>
+          </w:tcPr>
+          <w:p>
+            <w:pPr>
+              <w:jc w:val="left"/>
+              <w:rPr>
+                <w:vertAlign w:val="baseline"/>
+              </w:rPr>
+            </w:pPr>
+            <w:r>
+              <w:rPr>
+                <w:vertAlign w:val="baseline"/>
+              </w:rPr>
+              <w:t>创建、删除顺序集合</w:t>
+            </w:r>
+          </w:p>
+        </w:tc>
+        <w:tc>
+          <w:tcPr>
+            <w:tcW w:w="2131" w:type="dxa"/>
+          </w:tcPr>
+          <w:p>
+            <w:pPr>
+              <w:jc w:val="left"/>
+              <w:rPr>
+                <w:vertAlign w:val="baseline"/>
+              </w:rPr>
+            </w:pPr>
+          </w:p>
+        </w:tc>
+        <w:tc>
+          <w:tcPr>
+            <w:tcW w:w="2131" w:type="dxa"/>
+          </w:tcPr>
+          <w:p>
+            <w:pPr>
+              <w:jc w:val="left"/>
+              <w:rPr>
+                <w:vertAlign w:val="baseline"/>
+              </w:rPr>
+            </w:pPr>
+          </w:p>
+        </w:tc>
+      </w:tr>
+      <w:tr>
+        <w:tc>
+          <w:tcPr>
+            <w:tcW w:w="2130" w:type="dxa"/>
+          </w:tcPr>
+          <w:p>
+            <w:pPr>
+              <w:jc w:val="center"/>
+              <w:rPr>
+                <w:vertAlign w:val="baseline"/>
+              </w:rPr>
+            </w:pPr>
+            <w:r>
+              <w:rPr>
+                <w:vertAlign w:val="baseline"/>
+              </w:rPr>
+              <w:t>3</w:t>
+            </w:r>
+          </w:p>
+        </w:tc>
+        <w:tc>
+          <w:tcPr>
+            <w:tcW w:w="2130" w:type="dxa"/>
+          </w:tcPr>
+          <w:p>
+            <w:pPr>
+              <w:jc w:val="left"/>
+              <w:rPr>
+                <w:vertAlign w:val="baseline"/>
+              </w:rPr>
+            </w:pPr>
+            <w:r>
+              <w:rPr>
+                <w:vertAlign w:val="baseline"/>
+              </w:rPr>
+              <w:t>顺序集合中插入数据</w:t>
+            </w:r>
+          </w:p>
+        </w:tc>
+        <w:tc>
+          <w:tcPr>
+            <w:tcW w:w="2131" w:type="dxa"/>
+          </w:tcPr>
+          <w:p>
+            <w:pPr>
+              <w:jc w:val="left"/>
+              <w:rPr>
+                <w:vertAlign w:val="baseline"/>
+              </w:rPr>
+            </w:pPr>
+          </w:p>
+        </w:tc>
+        <w:tc>
+          <w:tcPr>
+            <w:tcW w:w="2131" w:type="dxa"/>
+          </w:tcPr>
+          <w:p>
+            <w:pPr>
+              <w:jc w:val="left"/>
+              <w:rPr>
+                <w:vertAlign w:val="baseline"/>
+              </w:rPr>
+            </w:pPr>
+          </w:p>
+        </w:tc>
+      </w:tr>
+      <w:tr>
+        <w:tc>
+          <w:tcPr>
+            <w:tcW w:w="2130" w:type="dxa"/>
+          </w:tcPr>
+          <w:p>
+            <w:pPr>
+              <w:jc w:val="center"/>
+              <w:rPr>
+                <w:vertAlign w:val="baseline"/>
+              </w:rPr>
+            </w:pPr>
+            <w:r>
+              <w:rPr>
+                <w:vertAlign w:val="baseline"/>
+              </w:rPr>
+              <w:t>4</w:t>
+            </w:r>
+          </w:p>
+        </w:tc>
+        <w:tc>
+          <w:tcPr>
+            <w:tcW w:w="2130" w:type="dxa"/>
+          </w:tcPr>
+          <w:p>
+            <w:pPr>
+              <w:jc w:val="left"/>
+              <w:rPr>
+                <w:vertAlign w:val="baseline"/>
+              </w:rPr>
+            </w:pPr>
+            <w:r>
+              <w:rPr>
+                <w:vertAlign w:val="baseline"/>
+              </w:rPr>
+              <w:t>顺序集合中pop数据</w:t>
+            </w:r>
+          </w:p>
+        </w:tc>
+        <w:tc>
+          <w:tcPr>
+            <w:tcW w:w="2131" w:type="dxa"/>
+          </w:tcPr>
+          <w:p>
+            <w:pPr>
+              <w:jc w:val="left"/>
+              <w:rPr>
+                <w:vertAlign w:val="baseline"/>
+              </w:rPr>
+            </w:pPr>
+          </w:p>
+        </w:tc>
+        <w:tc>
+          <w:tcPr>
+            <w:tcW w:w="2131" w:type="dxa"/>
+          </w:tcPr>
+          <w:p>
+            <w:pPr>
+              <w:jc w:val="left"/>
+              <w:rPr>
+                <w:vertAlign w:val="baseline"/>
+              </w:rPr>
+            </w:pPr>
+          </w:p>
+        </w:tc>
+      </w:tr>
+      <w:tr>
+        <w:tc>
+          <w:tcPr>
+            <w:tcW w:w="2130" w:type="dxa"/>
+          </w:tcPr>
+          <w:p>
+            <w:pPr>
+              <w:jc w:val="center"/>
+              <w:rPr>
+                <w:vertAlign w:val="baseline"/>
+              </w:rPr>
+            </w:pPr>
+            <w:r>
+              <w:rPr>
+                <w:vertAlign w:val="baseline"/>
+              </w:rPr>
+              <w:t>5</w:t>
+            </w:r>
+          </w:p>
+        </w:tc>
+        <w:tc>
+          <w:tcPr>
+            <w:tcW w:w="2130" w:type="dxa"/>
+          </w:tcPr>
+          <w:p>
+            <w:pPr>
+              <w:jc w:val="left"/>
+              <w:rPr>
+                <w:vertAlign w:val="baseline"/>
+              </w:rPr>
+            </w:pPr>
+            <w:r>
+              <w:rPr>
+                <w:vertAlign w:val="baseline"/>
+              </w:rPr>
+              <w:t>顺序集合约束验证（不能更新、删除数据等）</w:t>
+            </w:r>
+          </w:p>
+        </w:tc>
+        <w:tc>
+          <w:tcPr>
+            <w:tcW w:w="2131" w:type="dxa"/>
+          </w:tcPr>
+          <w:p>
+            <w:pPr>
+              <w:jc w:val="left"/>
+              <w:rPr>
+                <w:vertAlign w:val="baseline"/>
+              </w:rPr>
+            </w:pPr>
+          </w:p>
+        </w:tc>
+        <w:tc>
+          <w:tcPr>
+            <w:tcW w:w="2131" w:type="dxa"/>
+          </w:tcPr>
+          <w:p>
+            <w:pPr>
+              <w:jc w:val="left"/>
+              <w:rPr>
+                <w:vertAlign w:val="baseline"/>
+              </w:rPr>
+            </w:pPr>
+          </w:p>
+        </w:tc>
+      </w:tr>
+      <w:tr>
+        <w:tc>
+          <w:tcPr>
+            <w:tcW w:w="2130" w:type="dxa"/>
+          </w:tcPr>
+          <w:p>
+            <w:pPr>
+              <w:jc w:val="center"/>
+              <w:rPr>
+                <w:vertAlign w:val="baseline"/>
+              </w:rPr>
+            </w:pPr>
+            <w:r>
+              <w:rPr>
+                <w:vertAlign w:val="baseline"/>
+              </w:rPr>
+              <w:t>6</w:t>
+            </w:r>
+          </w:p>
+        </w:tc>
+        <w:tc>
+          <w:tcPr>
+            <w:tcW w:w="2130" w:type="dxa"/>
+          </w:tcPr>
+          <w:p>
+            <w:pPr>
+              <w:jc w:val="left"/>
+              <w:rPr>
+                <w:vertAlign w:val="baseline"/>
+              </w:rPr>
+            </w:pPr>
+            <w:r>
+              <w:rPr>
+                <w:vertAlign w:val="baseline"/>
+              </w:rPr>
+              <w:t>测试顺序集合的插入性能</w:t>
+            </w:r>
+          </w:p>
+        </w:tc>
+        <w:tc>
+          <w:tcPr>
+            <w:tcW w:w="2131" w:type="dxa"/>
+          </w:tcPr>
+          <w:p>
+            <w:pPr>
+              <w:jc w:val="left"/>
+              <w:rPr>
+                <w:vertAlign w:val="baseline"/>
+              </w:rPr>
+            </w:pPr>
+          </w:p>
+        </w:tc>
+        <w:tc>
+          <w:tcPr>
+            <w:tcW w:w="2131" w:type="dxa"/>
+          </w:tcPr>
+          <w:p>
+            <w:pPr>
+              <w:jc w:val="left"/>
+              <w:rPr>
+                <w:vertAlign w:val="baseline"/>
+              </w:rPr>
+            </w:pPr>
+          </w:p>
+        </w:tc>
+      </w:tr>
+    </w:tbl>
+    <w:p/>
+    <w:p/>
     <w:p>
       <w:pPr/>
     </w:p>
     <w:sectPr>
       <w:pgSz w:w="11906" w:h="16838"/>
       <w:pgMar w:top="1440" w:right="1800" w:bottom="1440" w:left="1800" w:header="0" w:footer="0" w:gutter="0"/>
-      <w:pgNumType w:fmt="decimal"/>
+      <w:cols w:space="720" w:num="1"/>
       <w:formProt w:val="0"/>
       <w:docGrid w:type="lines" w:linePitch="312" w:charSpace="0"/>
     </w:sectPr>
@@ -1021,20 +1746,17 @@
 
 <file path=word/numbering.xml><?xml version="1.0" encoding="utf-8"?>
 <w:numbering xmlns:wpc="http://schemas.microsoft.com/office/word/2010/wordprocessingCanvas" xmlns:mc="http://schemas.openxmlformats.org/markup-compatibility/2006" xmlns:o="urn:schemas-microsoft-com:office:office" xmlns:r="http://schemas.openxmlformats.org/officeDocument/2006/relationships" xmlns:m="http://schemas.openxmlformats.org/officeDocument/2006/math" xmlns:v="urn:schemas-microsoft-com:vml" xmlns:wp14="http://schemas.microsoft.com/office/word/2010/wordprocessingDrawing" xmlns:wp="http://schemas.openxmlformats.org/drawingml/2006/wordprocessingDrawing" xmlns:w10="urn:schemas-microsoft-com:office:word" xmlns:w="http://schemas.openxmlformats.org/wordprocessingml/2006/main" xmlns:w14="http://schemas.microsoft.com/office/word/2010/wordml" xmlns:wpg="http://schemas.microsoft.com/office/word/2010/wordprocessingGroup" xmlns:wpi="http://schemas.microsoft.com/office/word/2010/wordprocessingInk" xmlns:wne="http://schemas.microsoft.com/office/word/2006/wordml" xmlns:wps="http://schemas.microsoft.com/office/word/2010/wordprocessingShape" mc:Ignorable="w14 wp14">
-  <w:abstractNum w:abstractNumId="1478829818">
-    <w:nsid w:val="582526FA"/>
+  <w:abstractNum w:abstractNumId="1004741759">
+    <w:nsid w:val="3BE3247F"/>
     <w:multiLevelType w:val="multilevel"/>
-    <w:tmpl w:val="582526FA"/>
+    <w:tmpl w:val="3BE3247F"/>
     <w:lvl w:ilvl="0" w:tentative="1">
       <w:start w:val="1"/>
       <w:numFmt w:val="decimal"/>
       <w:pStyle w:val="2"/>
-      <w:lvlText w:val="%1."/>
+      <w:lvlText w:val="%1"/>
       <w:lvlJc w:val="left"/>
       <w:pPr>
-        <w:tabs>
-          <w:tab w:val="left" w:pos="432"/>
-        </w:tabs>
         <w:ind w:left="432" w:hanging="432"/>
       </w:pPr>
     </w:lvl>
@@ -1042,25 +1764,19 @@
       <w:start w:val="1"/>
       <w:numFmt w:val="decimal"/>
       <w:pStyle w:val="3"/>
-      <w:lvlText w:val="%1.%2."/>
+      <w:lvlText w:val="%1.%2"/>
       <w:lvlJc w:val="left"/>
       <w:pPr>
-        <w:tabs>
-          <w:tab w:val="left" w:pos="575"/>
-        </w:tabs>
-        <w:ind w:left="575" w:hanging="575"/>
+        <w:ind w:left="576" w:hanging="576"/>
       </w:pPr>
     </w:lvl>
     <w:lvl w:ilvl="2" w:tentative="1">
       <w:start w:val="1"/>
       <w:numFmt w:val="decimal"/>
       <w:pStyle w:val="4"/>
-      <w:lvlText w:val="%1.%2.%3."/>
+      <w:lvlText w:val="%1.%2.%3"/>
       <w:lvlJc w:val="left"/>
       <w:pPr>
-        <w:tabs>
-          <w:tab w:val="left" w:pos="720"/>
-        </w:tabs>
         <w:ind w:left="720" w:hanging="720"/>
       </w:pPr>
     </w:lvl>
@@ -1068,12 +1784,9 @@
       <w:start w:val="1"/>
       <w:numFmt w:val="decimal"/>
       <w:pStyle w:val="5"/>
-      <w:lvlText w:val="%1.%2.%3.%4."/>
+      <w:lvlText w:val="%1.%2.%3.%4"/>
       <w:lvlJc w:val="left"/>
       <w:pPr>
-        <w:tabs>
-          <w:tab w:val="left" w:pos="864"/>
-        </w:tabs>
         <w:ind w:left="864" w:hanging="864"/>
       </w:pPr>
     </w:lvl>
@@ -1081,12 +1794,9 @@
       <w:start w:val="1"/>
       <w:numFmt w:val="decimal"/>
       <w:pStyle w:val="6"/>
-      <w:lvlText w:val="%1.%2.%3.%4.%5."/>
+      <w:lvlText w:val="%1.%2.%3.%4.%5"/>
       <w:lvlJc w:val="left"/>
       <w:pPr>
-        <w:tabs>
-          <w:tab w:val="left" w:pos="1008"/>
-        </w:tabs>
         <w:ind w:left="1008" w:hanging="1008"/>
       </w:pPr>
     </w:lvl>
@@ -1094,25 +1804,19 @@
       <w:start w:val="1"/>
       <w:numFmt w:val="decimal"/>
       <w:pStyle w:val="7"/>
-      <w:lvlText w:val="%1.%2.%3.%4.%5.%6."/>
+      <w:lvlText w:val="%1.%2.%3.%4.%5.%6"/>
       <w:lvlJc w:val="left"/>
       <w:pPr>
-        <w:tabs>
-          <w:tab w:val="left" w:pos="1151"/>
-        </w:tabs>
-        <w:ind w:left="1151" w:hanging="1151"/>
+        <w:ind w:left="1152" w:hanging="1152"/>
       </w:pPr>
     </w:lvl>
     <w:lvl w:ilvl="6" w:tentative="1">
       <w:start w:val="1"/>
       <w:numFmt w:val="decimal"/>
       <w:pStyle w:val="8"/>
-      <w:lvlText w:val="%1.%2.%3.%4.%5.%6.%7."/>
+      <w:lvlText w:val="%1.%2.%3.%4.%5.%6.%7"/>
       <w:lvlJc w:val="left"/>
       <w:pPr>
-        <w:tabs>
-          <w:tab w:val="left" w:pos="1296"/>
-        </w:tabs>
         <w:ind w:left="1296" w:hanging="1296"/>
       </w:pPr>
     </w:lvl>
@@ -1120,12 +1824,9 @@
       <w:start w:val="1"/>
       <w:numFmt w:val="decimal"/>
       <w:pStyle w:val="9"/>
-      <w:lvlText w:val="%1.%2.%3.%4.%5.%6.%7.%8."/>
+      <w:lvlText w:val="%1.%2.%3.%4.%5.%6.%7.%8"/>
       <w:lvlJc w:val="left"/>
       <w:pPr>
-        <w:tabs>
-          <w:tab w:val="left" w:pos="1440"/>
-        </w:tabs>
         <w:ind w:left="1440" w:hanging="1440"/>
       </w:pPr>
     </w:lvl>
@@ -1133,13 +1834,10 @@
       <w:start w:val="1"/>
       <w:numFmt w:val="decimal"/>
       <w:pStyle w:val="10"/>
-      <w:lvlText w:val="%1.%2.%3.%4.%5.%6.%7.%8.%9."/>
+      <w:lvlText w:val="%1.%2.%3.%4.%5.%6.%7.%8.%9"/>
       <w:lvlJc w:val="left"/>
       <w:pPr>
-        <w:tabs>
-          <w:tab w:val="left" w:pos="1583"/>
-        </w:tabs>
-        <w:ind w:left="1583" w:hanging="1583"/>
+        <w:ind w:left="1584" w:hanging="1584"/>
       </w:pPr>
     </w:lvl>
   </w:abstractNum>
@@ -1368,7 +2066,7 @@
     </w:lvl>
   </w:abstractNum>
   <w:num w:numId="1">
-    <w:abstractNumId w:val="1478829818"/>
+    <w:abstractNumId w:val="1004741759"/>
   </w:num>
   <w:num w:numId="2">
     <w:abstractNumId w:val="1478829829"/>
@@ -1436,7 +2134,7 @@
     <w:lsdException w:unhideWhenUsed="0" w:uiPriority="0" w:semiHidden="0" w:name="table of authorities"/>
     <w:lsdException w:unhideWhenUsed="0" w:uiPriority="0" w:semiHidden="0" w:name="macro"/>
     <w:lsdException w:unhideWhenUsed="0" w:uiPriority="0" w:semiHidden="0" w:name="toa heading"/>
-    <w:lsdException w:unhideWhenUsed="0" w:uiPriority="0" w:semiHidden="0" w:name="List"/>
+    <w:lsdException w:qFormat="1" w:unhideWhenUsed="0" w:uiPriority="0" w:semiHidden="0" w:name="List"/>
     <w:lsdException w:unhideWhenUsed="0" w:uiPriority="0" w:semiHidden="0" w:name="List Bullet"/>
     <w:lsdException w:unhideWhenUsed="0" w:uiPriority="0" w:semiHidden="0" w:name="List Number"/>
     <w:lsdException w:unhideWhenUsed="0" w:uiPriority="0" w:semiHidden="0" w:name="List 2"/>
@@ -1454,8 +2152,8 @@
     <w:lsdException w:qFormat="1" w:unhideWhenUsed="0" w:uiPriority="0" w:semiHidden="0" w:name="Title"/>
     <w:lsdException w:unhideWhenUsed="0" w:uiPriority="0" w:semiHidden="0" w:name="Closing"/>
     <w:lsdException w:unhideWhenUsed="0" w:uiPriority="0" w:semiHidden="0" w:name="Signature"/>
-    <w:lsdException w:qFormat="1" w:uiPriority="1" w:semiHidden="0" w:name="Default Paragraph Font"/>
-    <w:lsdException w:unhideWhenUsed="0" w:uiPriority="0" w:semiHidden="0" w:name="Body Text"/>
+    <w:lsdException w:qFormat="1" w:uiPriority="1" w:name="Default Paragraph Font"/>
+    <w:lsdException w:qFormat="1" w:unhideWhenUsed="0" w:uiPriority="0" w:semiHidden="0" w:name="Body Text"/>
     <w:lsdException w:unhideWhenUsed="0" w:uiPriority="0" w:semiHidden="0" w:name="Body Text Indent"/>
     <w:lsdException w:unhideWhenUsed="0" w:uiPriority="0" w:semiHidden="0" w:name="List Continue"/>
     <w:lsdException w:unhideWhenUsed="0" w:uiPriority="0" w:semiHidden="0" w:name="List Continue 2"/>
@@ -1478,7 +2176,7 @@
     <w:lsdException w:unhideWhenUsed="0" w:uiPriority="0" w:semiHidden="0" w:name="FollowedHyperlink"/>
     <w:lsdException w:qFormat="1" w:unhideWhenUsed="0" w:uiPriority="0" w:semiHidden="0" w:name="Strong"/>
     <w:lsdException w:qFormat="1" w:unhideWhenUsed="0" w:uiPriority="0" w:semiHidden="0" w:name="Emphasis"/>
-    <w:lsdException w:unhideWhenUsed="0" w:uiPriority="0" w:semiHidden="0" w:name="Document Map"/>
+    <w:lsdException w:qFormat="1" w:unhideWhenUsed="0" w:uiPriority="0" w:semiHidden="0" w:name="Document Map"/>
     <w:lsdException w:unhideWhenUsed="0" w:uiPriority="0" w:semiHidden="0" w:name="Plain Text"/>
     <w:lsdException w:unhideWhenUsed="0" w:uiPriority="0" w:semiHidden="0" w:name="E-mail Signature"/>
     <w:lsdException w:unhideWhenUsed="0" w:uiPriority="0" w:semiHidden="0" w:name="Normal (Web)"/>
@@ -1492,53 +2190,53 @@
     <w:lsdException w:unhideWhenUsed="0" w:uiPriority="0" w:semiHidden="0" w:name="HTML Sample"/>
     <w:lsdException w:unhideWhenUsed="0" w:uiPriority="0" w:semiHidden="0" w:name="HTML Typewriter"/>
     <w:lsdException w:unhideWhenUsed="0" w:uiPriority="0" w:semiHidden="0" w:name="HTML Variable"/>
-    <w:lsdException w:qFormat="1" w:uiPriority="99" w:semiHidden="0" w:name="Normal Table"/>
+    <w:lsdException w:qFormat="1" w:uiPriority="99" w:name="Normal Table"/>
     <w:lsdException w:unhideWhenUsed="0" w:uiPriority="0" w:semiHidden="0" w:name="annotation subject"/>
-    <w:lsdException w:unhideWhenUsed="0" w:uiPriority="0" w:semiHidden="0" w:name="Table Simple 1"/>
-    <w:lsdException w:unhideWhenUsed="0" w:uiPriority="0" w:semiHidden="0" w:name="Table Simple 2"/>
-    <w:lsdException w:unhideWhenUsed="0" w:uiPriority="0" w:semiHidden="0" w:name="Table Simple 3"/>
-    <w:lsdException w:unhideWhenUsed="0" w:uiPriority="0" w:semiHidden="0" w:name="Table Classic 1"/>
-    <w:lsdException w:unhideWhenUsed="0" w:uiPriority="0" w:semiHidden="0" w:name="Table Classic 2"/>
-    <w:lsdException w:unhideWhenUsed="0" w:uiPriority="0" w:semiHidden="0" w:name="Table Classic 3"/>
-    <w:lsdException w:unhideWhenUsed="0" w:uiPriority="0" w:semiHidden="0" w:name="Table Classic 4"/>
-    <w:lsdException w:unhideWhenUsed="0" w:uiPriority="0" w:semiHidden="0" w:name="Table Colorful 1"/>
-    <w:lsdException w:unhideWhenUsed="0" w:uiPriority="0" w:semiHidden="0" w:name="Table Colorful 2"/>
-    <w:lsdException w:unhideWhenUsed="0" w:uiPriority="0" w:semiHidden="0" w:name="Table Colorful 3"/>
-    <w:lsdException w:unhideWhenUsed="0" w:uiPriority="0" w:semiHidden="0" w:name="Table Columns 1"/>
-    <w:lsdException w:unhideWhenUsed="0" w:uiPriority="0" w:semiHidden="0" w:name="Table Columns 2"/>
-    <w:lsdException w:unhideWhenUsed="0" w:uiPriority="0" w:semiHidden="0" w:name="Table Columns 3"/>
-    <w:lsdException w:unhideWhenUsed="0" w:uiPriority="0" w:semiHidden="0" w:name="Table Columns 4"/>
-    <w:lsdException w:unhideWhenUsed="0" w:uiPriority="0" w:semiHidden="0" w:name="Table Columns 5"/>
-    <w:lsdException w:unhideWhenUsed="0" w:uiPriority="0" w:semiHidden="0" w:name="Table Grid 1"/>
-    <w:lsdException w:unhideWhenUsed="0" w:uiPriority="0" w:semiHidden="0" w:name="Table Grid 2"/>
-    <w:lsdException w:unhideWhenUsed="0" w:uiPriority="0" w:semiHidden="0" w:name="Table Grid 3"/>
-    <w:lsdException w:unhideWhenUsed="0" w:uiPriority="0" w:semiHidden="0" w:name="Table Grid 4"/>
-    <w:lsdException w:unhideWhenUsed="0" w:uiPriority="0" w:semiHidden="0" w:name="Table Grid 5"/>
-    <w:lsdException w:unhideWhenUsed="0" w:uiPriority="0" w:semiHidden="0" w:name="Table Grid 6"/>
-    <w:lsdException w:unhideWhenUsed="0" w:uiPriority="0" w:semiHidden="0" w:name="Table Grid 7"/>
-    <w:lsdException w:unhideWhenUsed="0" w:uiPriority="0" w:semiHidden="0" w:name="Table Grid 8"/>
-    <w:lsdException w:unhideWhenUsed="0" w:uiPriority="0" w:semiHidden="0" w:name="Table List 1"/>
-    <w:lsdException w:unhideWhenUsed="0" w:uiPriority="0" w:semiHidden="0" w:name="Table List 2"/>
-    <w:lsdException w:unhideWhenUsed="0" w:uiPriority="0" w:semiHidden="0" w:name="Table List 3"/>
-    <w:lsdException w:unhideWhenUsed="0" w:uiPriority="0" w:semiHidden="0" w:name="Table List 4"/>
-    <w:lsdException w:unhideWhenUsed="0" w:uiPriority="0" w:semiHidden="0" w:name="Table List 5"/>
-    <w:lsdException w:unhideWhenUsed="0" w:uiPriority="0" w:semiHidden="0" w:name="Table List 6"/>
-    <w:lsdException w:unhideWhenUsed="0" w:uiPriority="0" w:semiHidden="0" w:name="Table List 7"/>
-    <w:lsdException w:unhideWhenUsed="0" w:uiPriority="0" w:semiHidden="0" w:name="Table List 8"/>
-    <w:lsdException w:unhideWhenUsed="0" w:uiPriority="0" w:semiHidden="0" w:name="Table 3D effects 1"/>
-    <w:lsdException w:unhideWhenUsed="0" w:uiPriority="0" w:semiHidden="0" w:name="Table 3D effects 2"/>
-    <w:lsdException w:unhideWhenUsed="0" w:uiPriority="0" w:semiHidden="0" w:name="Table 3D effects 3"/>
-    <w:lsdException w:unhideWhenUsed="0" w:uiPriority="0" w:semiHidden="0" w:name="Table Contemporary"/>
-    <w:lsdException w:unhideWhenUsed="0" w:uiPriority="0" w:semiHidden="0" w:name="Table Elegant"/>
-    <w:lsdException w:unhideWhenUsed="0" w:uiPriority="0" w:semiHidden="0" w:name="Table Professional"/>
-    <w:lsdException w:unhideWhenUsed="0" w:uiPriority="0" w:semiHidden="0" w:name="Table Subtle 1"/>
-    <w:lsdException w:unhideWhenUsed="0" w:uiPriority="0" w:semiHidden="0" w:name="Table Subtle 2"/>
-    <w:lsdException w:unhideWhenUsed="0" w:uiPriority="0" w:semiHidden="0" w:name="Table Web 1"/>
-    <w:lsdException w:unhideWhenUsed="0" w:uiPriority="0" w:semiHidden="0" w:name="Table Web 2"/>
-    <w:lsdException w:unhideWhenUsed="0" w:uiPriority="0" w:semiHidden="0" w:name="Table Web 3"/>
+    <w:lsdException w:uiPriority="0" w:name="Table Simple 1"/>
+    <w:lsdException w:uiPriority="0" w:name="Table Simple 2"/>
+    <w:lsdException w:uiPriority="0" w:name="Table Simple 3"/>
+    <w:lsdException w:uiPriority="0" w:name="Table Classic 1"/>
+    <w:lsdException w:uiPriority="0" w:name="Table Classic 2"/>
+    <w:lsdException w:uiPriority="0" w:name="Table Classic 3"/>
+    <w:lsdException w:uiPriority="0" w:name="Table Classic 4"/>
+    <w:lsdException w:uiPriority="0" w:name="Table Colorful 1"/>
+    <w:lsdException w:uiPriority="0" w:name="Table Colorful 2"/>
+    <w:lsdException w:uiPriority="0" w:name="Table Colorful 3"/>
+    <w:lsdException w:uiPriority="0" w:name="Table Columns 1"/>
+    <w:lsdException w:uiPriority="0" w:name="Table Columns 2"/>
+    <w:lsdException w:uiPriority="0" w:name="Table Columns 3"/>
+    <w:lsdException w:uiPriority="0" w:name="Table Columns 4"/>
+    <w:lsdException w:uiPriority="0" w:name="Table Columns 5"/>
+    <w:lsdException w:uiPriority="0" w:name="Table Grid 1"/>
+    <w:lsdException w:uiPriority="0" w:name="Table Grid 2"/>
+    <w:lsdException w:uiPriority="0" w:name="Table Grid 3"/>
+    <w:lsdException w:uiPriority="0" w:name="Table Grid 4"/>
+    <w:lsdException w:uiPriority="0" w:name="Table Grid 5"/>
+    <w:lsdException w:uiPriority="0" w:name="Table Grid 6"/>
+    <w:lsdException w:uiPriority="0" w:name="Table Grid 7"/>
+    <w:lsdException w:uiPriority="0" w:name="Table Grid 8"/>
+    <w:lsdException w:uiPriority="0" w:name="Table List 1"/>
+    <w:lsdException w:uiPriority="0" w:name="Table List 2"/>
+    <w:lsdException w:uiPriority="0" w:name="Table List 3"/>
+    <w:lsdException w:uiPriority="0" w:name="Table List 4"/>
+    <w:lsdException w:uiPriority="0" w:name="Table List 5"/>
+    <w:lsdException w:uiPriority="0" w:name="Table List 6"/>
+    <w:lsdException w:uiPriority="0" w:name="Table List 7"/>
+    <w:lsdException w:uiPriority="0" w:name="Table List 8"/>
+    <w:lsdException w:uiPriority="0" w:name="Table 3D effects 1"/>
+    <w:lsdException w:uiPriority="0" w:name="Table 3D effects 2"/>
+    <w:lsdException w:uiPriority="0" w:name="Table 3D effects 3"/>
+    <w:lsdException w:uiPriority="0" w:name="Table Contemporary"/>
+    <w:lsdException w:uiPriority="0" w:name="Table Elegant"/>
+    <w:lsdException w:uiPriority="0" w:name="Table Professional"/>
+    <w:lsdException w:uiPriority="0" w:name="Table Subtle 1"/>
+    <w:lsdException w:uiPriority="0" w:name="Table Subtle 2"/>
+    <w:lsdException w:uiPriority="0" w:name="Table Web 1"/>
+    <w:lsdException w:uiPriority="0" w:name="Table Web 2"/>
+    <w:lsdException w:uiPriority="0" w:name="Table Web 3"/>
     <w:lsdException w:qFormat="1" w:unhideWhenUsed="0" w:uiPriority="0" w:semiHidden="0" w:name="Balloon Text"/>
-    <w:lsdException w:unhideWhenUsed="0" w:uiPriority="0" w:semiHidden="0" w:name="Table Grid"/>
-    <w:lsdException w:unhideWhenUsed="0" w:uiPriority="0" w:semiHidden="0" w:name="Table Theme"/>
+    <w:lsdException w:qFormat="1" w:unhideWhenUsed="0" w:uiPriority="0" w:semiHidden="0" w:name="Table Grid"/>
+    <w:lsdException w:uiPriority="0" w:name="Table Theme"/>
     <w:lsdException w:unhideWhenUsed="0" w:uiPriority="60" w:semiHidden="0" w:name="Light Shading"/>
     <w:lsdException w:unhideWhenUsed="0" w:uiPriority="61" w:semiHidden="0" w:name="Light List"/>
     <w:lsdException w:unhideWhenUsed="0" w:uiPriority="62" w:semiHidden="0" w:name="Light Grid"/>
@@ -1644,7 +2342,6 @@
     <w:uiPriority w:val="0"/>
     <w:pPr>
       <w:widowControl w:val="0"/>
-      <w:bidi w:val="0"/>
       <w:jc w:val="both"/>
     </w:pPr>
     <w:rPr>
@@ -1694,6 +2391,7 @@
         <w:numId w:val="1"/>
       </w:numPr>
       <w:tabs>
+        <w:tab w:val="left" w:pos="432"/>
         <w:tab w:val="left" w:pos="575"/>
       </w:tabs>
       <w:spacing w:before="260" w:after="260" w:line="410" w:lineRule="auto"/>
@@ -1720,6 +2418,7 @@
         <w:numId w:val="1"/>
       </w:numPr>
       <w:tabs>
+        <w:tab w:val="left" w:pos="432"/>
         <w:tab w:val="left" w:pos="720"/>
       </w:tabs>
       <w:spacing w:before="260" w:after="260" w:line="410" w:lineRule="auto"/>
@@ -1745,6 +2444,7 @@
         <w:numId w:val="1"/>
       </w:numPr>
       <w:tabs>
+        <w:tab w:val="left" w:pos="432"/>
         <w:tab w:val="left" w:pos="864"/>
       </w:tabs>
       <w:spacing w:before="280" w:after="290" w:line="372" w:lineRule="auto"/>
@@ -1771,6 +2471,7 @@
         <w:numId w:val="1"/>
       </w:numPr>
       <w:tabs>
+        <w:tab w:val="left" w:pos="432"/>
         <w:tab w:val="left" w:pos="1008"/>
       </w:tabs>
       <w:spacing w:before="280" w:after="290" w:line="372" w:lineRule="auto"/>
@@ -1796,6 +2497,7 @@
         <w:numId w:val="1"/>
       </w:numPr>
       <w:tabs>
+        <w:tab w:val="left" w:pos="432"/>
         <w:tab w:val="left" w:pos="1151"/>
       </w:tabs>
       <w:spacing w:before="240" w:after="64" w:line="314" w:lineRule="auto"/>
@@ -1822,6 +2524,7 @@
         <w:numId w:val="1"/>
       </w:numPr>
       <w:tabs>
+        <w:tab w:val="left" w:pos="432"/>
         <w:tab w:val="left" w:pos="1296"/>
       </w:tabs>
       <w:spacing w:before="240" w:after="64" w:line="314" w:lineRule="auto"/>
@@ -1847,6 +2550,7 @@
         <w:numId w:val="1"/>
       </w:numPr>
       <w:tabs>
+        <w:tab w:val="left" w:pos="432"/>
         <w:tab w:val="left" w:pos="1440"/>
       </w:tabs>
       <w:spacing w:before="240" w:after="64" w:line="314" w:lineRule="auto"/>
@@ -1872,6 +2576,7 @@
         <w:numId w:val="1"/>
       </w:numPr>
       <w:tabs>
+        <w:tab w:val="left" w:pos="432"/>
         <w:tab w:val="left" w:pos="1583"/>
       </w:tabs>
       <w:spacing w:before="240" w:after="64" w:line="314" w:lineRule="auto"/>
@@ -1881,13 +2586,13 @@
       <w:rFonts w:ascii="DejaVu Sans" w:hAnsi="DejaVu Sans" w:eastAsia="方正黑体_GBK"/>
     </w:rPr>
   </w:style>
-  <w:style w:type="character" w:default="1" w:styleId="17">
+  <w:style w:type="character" w:default="1" w:styleId="18">
     <w:name w:val="Default Paragraph Font"/>
     <w:unhideWhenUsed/>
     <w:qFormat/>
     <w:uiPriority w:val="1"/>
   </w:style>
-  <w:style w:type="table" w:default="1" w:styleId="19">
+  <w:style w:type="table" w:default="1" w:styleId="20">
     <w:name w:val="Normal Table"/>
     <w:unhideWhenUsed/>
     <w:qFormat/>
@@ -1916,10 +2621,20 @@
       <w:i/>
       <w:iCs/>
       <w:sz w:val="24"/>
-      <w:szCs w:val="24"/>
     </w:rPr>
   </w:style>
   <w:style w:type="paragraph" w:styleId="12">
+    <w:name w:val="Document Map"/>
+    <w:basedOn w:val="1"/>
+    <w:link w:val="28"/>
+    <w:qFormat/>
+    <w:uiPriority w:val="0"/>
+    <w:rPr>
+      <w:rFonts w:ascii="宋体" w:eastAsia="宋体"/>
+      <w:sz w:val="24"/>
+    </w:rPr>
+  </w:style>
+  <w:style w:type="paragraph" w:styleId="13">
     <w:name w:val="annotation text"/>
     <w:basedOn w:val="1"/>
     <w:qFormat/>
@@ -1928,15 +2643,16 @@
       <w:jc w:val="left"/>
     </w:pPr>
   </w:style>
-  <w:style w:type="paragraph" w:styleId="13">
+  <w:style w:type="paragraph" w:styleId="14">
     <w:name w:val="Body Text"/>
     <w:basedOn w:val="1"/>
+    <w:qFormat/>
     <w:uiPriority w:val="0"/>
     <w:pPr>
-      <w:spacing w:before="0" w:after="140" w:line="288" w:lineRule="auto"/>
+      <w:spacing w:after="140" w:line="288" w:lineRule="auto"/>
     </w:pPr>
   </w:style>
-  <w:style w:type="paragraph" w:styleId="14">
+  <w:style w:type="paragraph" w:styleId="15">
     <w:name w:val="Balloon Text"/>
     <w:basedOn w:val="1"/>
     <w:qFormat/>
@@ -1946,12 +2662,13 @@
       <w:szCs w:val="18"/>
     </w:rPr>
   </w:style>
-  <w:style w:type="paragraph" w:styleId="15">
+  <w:style w:type="paragraph" w:styleId="16">
     <w:name w:val="List"/>
-    <w:basedOn w:val="13"/>
+    <w:basedOn w:val="14"/>
+    <w:qFormat/>
     <w:uiPriority w:val="0"/>
   </w:style>
-  <w:style w:type="paragraph" w:styleId="16">
+  <w:style w:type="paragraph" w:styleId="17">
     <w:name w:val="Title"/>
     <w:basedOn w:val="1"/>
     <w:qFormat/>
@@ -1969,9 +2686,9 @@
       <w:szCs w:val="32"/>
     </w:rPr>
   </w:style>
-  <w:style w:type="character" w:styleId="18">
+  <w:style w:type="character" w:styleId="19">
     <w:name w:val="annotation reference"/>
-    <w:basedOn w:val="17"/>
+    <w:basedOn w:val="18"/>
     <w:qFormat/>
     <w:uiPriority w:val="0"/>
     <w:rPr>
@@ -1979,9 +2696,10 @@
       <w:szCs w:val="21"/>
     </w:rPr>
   </w:style>
-  <w:style w:type="table" w:styleId="20">
+  <w:style w:type="table" w:styleId="21">
     <w:name w:val="Table Grid"/>
-    <w:basedOn w:val="19"/>
+    <w:basedOn w:val="20"/>
+    <w:qFormat/>
     <w:uiPriority w:val="0"/>
     <w:pPr>
       <w:jc w:val="both"/>
@@ -1996,11 +2714,17 @@
         <w:insideV w:val="single" w:color="auto" w:sz="4" w:space="0"/>
       </w:tblBorders>
       <w:tblLayout w:type="fixed"/>
+      <w:tblCellMar>
+        <w:top w:w="0" w:type="dxa"/>
+        <w:left w:w="108" w:type="dxa"/>
+        <w:bottom w:w="0" w:type="dxa"/>
+        <w:right w:w="108" w:type="dxa"/>
+      </w:tblCellMar>
     </w:tblPr>
   </w:style>
-  <w:style w:type="character" w:customStyle="1" w:styleId="21">
+  <w:style w:type="character" w:customStyle="1" w:styleId="22">
     <w:name w:val="批注框文本 Char"/>
-    <w:basedOn w:val="17"/>
+    <w:basedOn w:val="18"/>
     <w:qFormat/>
     <w:uiPriority w:val="0"/>
     <w:rPr>
@@ -2008,9 +2732,9 @@
       <w:szCs w:val="18"/>
     </w:rPr>
   </w:style>
-  <w:style w:type="character" w:customStyle="1" w:styleId="22">
+  <w:style w:type="character" w:customStyle="1" w:styleId="23">
     <w:name w:val="标题 Char"/>
-    <w:basedOn w:val="17"/>
+    <w:basedOn w:val="18"/>
     <w:qFormat/>
     <w:uiPriority w:val="0"/>
     <w:rPr>
@@ -2021,10 +2745,10 @@
       <w:szCs w:val="32"/>
     </w:rPr>
   </w:style>
-  <w:style w:type="paragraph" w:customStyle="1" w:styleId="23">
+  <w:style w:type="paragraph" w:customStyle="1" w:styleId="24">
     <w:name w:val="标题1"/>
     <w:basedOn w:val="1"/>
-    <w:next w:val="13"/>
+    <w:next w:val="14"/>
     <w:qFormat/>
     <w:uiPriority w:val="0"/>
     <w:pPr>
@@ -2037,7 +2761,7 @@
       <w:szCs w:val="28"/>
     </w:rPr>
   </w:style>
-  <w:style w:type="paragraph" w:customStyle="1" w:styleId="24">
+  <w:style w:type="paragraph" w:customStyle="1" w:styleId="25">
     <w:name w:val="索引"/>
     <w:basedOn w:val="1"/>
     <w:qFormat/>
@@ -2046,17 +2770,30 @@
       <w:suppressLineNumbers/>
     </w:pPr>
   </w:style>
-  <w:style w:type="paragraph" w:customStyle="1" w:styleId="25">
+  <w:style w:type="paragraph" w:customStyle="1" w:styleId="26">
     <w:name w:val="样式1"/>
     <w:basedOn w:val="1"/>
     <w:qFormat/>
     <w:uiPriority w:val="0"/>
   </w:style>
-  <w:style w:type="paragraph" w:customStyle="1" w:styleId="26">
+  <w:style w:type="paragraph" w:customStyle="1" w:styleId="27">
     <w:name w:val="表格内容"/>
     <w:basedOn w:val="1"/>
     <w:qFormat/>
     <w:uiPriority w:val="0"/>
+  </w:style>
+  <w:style w:type="character" w:customStyle="1" w:styleId="28">
+    <w:name w:val="文档结构图字符"/>
+    <w:basedOn w:val="18"/>
+    <w:link w:val="12"/>
+    <w:qFormat/>
+    <w:uiPriority w:val="0"/>
+    <w:rPr>
+      <w:rFonts w:ascii="宋体" w:eastAsia="宋体"/>
+      <w:color w:val="00000A"/>
+      <w:sz w:val="24"/>
+      <w:szCs w:val="24"/>
+    </w:rPr>
   </w:style>
 </w:styles>
 </file>

--- a/internal_doc/03.开发设计/FullTextSearch/Story-顺序集合.docx
+++ b/internal_doc/03.开发设计/FullTextSearch/Story-顺序集合.docx
@@ -102,7 +102,31 @@
         <w:ind w:firstLine="420"/>
       </w:pPr>
       <w:r>
-        <w:t>支持一种新类型的集合：顺序集合，它比已有的集合有更好的插入性能。</w:t>
+        <w:t>支持一种新类型的集合：</w:t>
+      </w:r>
+    </w:p>
+    <w:p>
+      <w:pPr>
+        <w:numPr>
+          <w:ilvl w:val="0"/>
+          <w:numId w:val="3"/>
+        </w:numPr>
+        <w:ind w:firstLine="420"/>
+      </w:pPr>
+      <w:r>
+        <w:t>以比当前更高的性能顺序插入记录;</w:t>
+      </w:r>
+    </w:p>
+    <w:p>
+      <w:pPr>
+        <w:numPr>
+          <w:ilvl w:val="0"/>
+          <w:numId w:val="3"/>
+        </w:numPr>
+        <w:ind w:firstLine="420"/>
+      </w:pPr>
+      <w:r>
+        <w:t>按顺序将指定数量的记录或数据块删除。</w:t>
       </w:r>
     </w:p>
     <w:p>
@@ -121,19 +145,19 @@
       <w:pPr>
         <w:numPr>
           <w:ilvl w:val="0"/>
-          <w:numId w:val="3"/>
+          <w:numId w:val="4"/>
         </w:numPr>
         <w:ind w:left="-120" w:firstLine="420"/>
       </w:pPr>
       <w:r>
-        <w:t>不支持任何update、delete操作;</w:t>
+        <w:t>不支持update、delete操作;</w:t>
       </w:r>
     </w:p>
     <w:p>
       <w:pPr>
         <w:numPr>
           <w:ilvl w:val="0"/>
-          <w:numId w:val="3"/>
+          <w:numId w:val="4"/>
         </w:numPr>
         <w:ind w:left="-120" w:firstLine="420"/>
       </w:pPr>
@@ -144,30 +168,31 @@
     <w:p>
       <w:pPr>
         <w:numPr>
-          <w:numId w:val="0"/>
+          <w:ilvl w:val="0"/>
+          <w:numId w:val="4"/>
         </w:numPr>
-        <w:ind w:left="300" w:leftChars="0"/>
+        <w:ind w:left="-120" w:firstLine="420"/>
+      </w:pPr>
+      <w:r>
+        <w:t>新提供的pop操作只能直连数据节点执行</w:t>
+      </w:r>
+    </w:p>
+    <w:p>
+      <w:pPr>
+        <w:numPr>
+          <w:ilvl w:val="0"/>
+          <w:numId w:val="4"/>
+        </w:numPr>
+        <w:ind w:left="-120" w:firstLine="420"/>
         <w:rPr>
           <w:color w:val="0000FF"/>
         </w:rPr>
       </w:pPr>
       <w:r>
         <w:rPr>
-          <w:color w:val="0000FF"/>
+          <w:color w:val="0070C0"/>
         </w:rPr>
-        <w:t>是否需要支持</w:t>
-      </w:r>
-      <w:r>
-        <w:rPr>
-          <w:color w:val="0000FF"/>
-        </w:rPr>
-        <w:t>数据压缩</w:t>
-      </w:r>
-      <w:r>
-        <w:rPr>
-          <w:color w:val="0000FF"/>
-        </w:rPr>
-        <w:t>？</w:t>
+        <w:t>不支持数据压缩（？）</w:t>
       </w:r>
     </w:p>
     <w:p>
@@ -225,7 +250,7 @@
         <w:ind w:firstLine="420"/>
       </w:pPr>
       <w:r>
-        <w:t>顺序集合：物理存储上顺序插入、删除记录（pop）的集合，注意并不是逻辑上保证查询到的数据与插入顺序一致。它的主要特点是拥有更高的插入性能。</w:t>
+        <w:t>顺序集合：物理存储上顺序插入、删除记录（pop）的集合，注意并不是保证查询到的数据与插入顺序一致。它的主要特点是拥有更高的插入性能。</w:t>
       </w:r>
     </w:p>
     <w:p>
@@ -567,7 +592,12 @@
         <w:ind w:firstLine="420"/>
       </w:pPr>
       <w:r>
-        <w:t>支持按块扫描的方式进行查询。</w:t>
+        <w:t>不支持索引扫描，只做顺序的块扫描</w:t>
+      </w:r>
+      <w:bookmarkStart w:id="0" w:name="_GoBack"/>
+      <w:bookmarkEnd w:id="0"/>
+      <w:r>
+        <w:t>。</w:t>
       </w:r>
     </w:p>
     <w:p>
@@ -1185,8 +1215,6 @@
       <w:r>
         <w:t>遗留问题</w:t>
       </w:r>
-      <w:bookmarkStart w:id="0" w:name="_GoBack"/>
-      <w:bookmarkEnd w:id="0"/>
     </w:p>
     <w:p>
       <w:pPr>
@@ -2065,6 +2093,18 @@
       </w:pPr>
     </w:lvl>
   </w:abstractNum>
+  <w:abstractNum w:abstractNumId="1479107007">
+    <w:nsid w:val="582961BF"/>
+    <w:multiLevelType w:val="singleLevel"/>
+    <w:tmpl w:val="582961BF"/>
+    <w:lvl w:ilvl="0" w:tentative="1">
+      <w:start w:val="1"/>
+      <w:numFmt w:val="decimal"/>
+      <w:suff w:val="nothing"/>
+      <w:lvlText w:val="（%1）"/>
+      <w:lvlJc w:val="left"/>
+    </w:lvl>
+  </w:abstractNum>
   <w:num w:numId="1">
     <w:abstractNumId w:val="1004741759"/>
   </w:num>
@@ -2072,6 +2112,9 @@
     <w:abstractNumId w:val="1478829829"/>
   </w:num>
   <w:num w:numId="3">
+    <w:abstractNumId w:val="1479107007"/>
+  </w:num>
+  <w:num w:numId="4">
     <w:abstractNumId w:val="1478829840"/>
   </w:num>
 </w:numbering>

--- a/internal_doc/03.开发设计/FullTextSearch/Story-顺序集合.docx
+++ b/internal_doc/03.开发设计/FullTextSearch/Story-顺序集合.docx
@@ -424,7 +424,9 @@
         </w:tblBorders>
         <w:tblLayout w:type="fixed"/>
         <w:tblCellMar>
+          <w:top w:w="0" w:type="dxa"/>
           <w:left w:w="108" w:type="dxa"/>
+          <w:bottom w:w="0" w:type="dxa"/>
           <w:right w:w="108" w:type="dxa"/>
         </w:tblCellMar>
       </w:tblPr>
@@ -515,7 +517,9 @@
         </w:tblBorders>
         <w:tblLayout w:type="fixed"/>
         <w:tblCellMar>
+          <w:top w:w="0" w:type="dxa"/>
           <w:left w:w="108" w:type="dxa"/>
+          <w:bottom w:w="0" w:type="dxa"/>
           <w:right w:w="108" w:type="dxa"/>
         </w:tblCellMar>
       </w:tblPr>
@@ -592,12 +596,7 @@
         <w:ind w:firstLine="420"/>
       </w:pPr>
       <w:r>
-        <w:t>不支持索引扫描，只做顺序的块扫描</w:t>
-      </w:r>
-      <w:bookmarkStart w:id="0" w:name="_GoBack"/>
-      <w:bookmarkEnd w:id="0"/>
-      <w:r>
-        <w:t>。</w:t>
+        <w:t>不支持索引扫描，只做顺序的块扫描。</w:t>
       </w:r>
     </w:p>
     <w:p>
@@ -705,25 +704,7 @@
         <w:ind w:firstLine="420"/>
       </w:pPr>
       <w:r>
-        <w:t>顺序文件使用一种与当前数据存储文件类似的结构，</w:t>
-      </w:r>
-      <w:r>
-        <w:t>所对应的类也</w:t>
-      </w:r>
-      <w:r>
-        <w:t>继承自dmsStorageBase，</w:t>
-      </w:r>
-      <w:r>
-        <w:t>以</w:t>
-      </w:r>
-      <w:r>
-        <w:t>利用其基本的页管理能力。dmsStorageSeqData类参考dmsStorageData，引入块的概念，</w:t>
-      </w:r>
-      <w:r>
-        <w:t>提供集合操作的相关接口</w:t>
-      </w:r>
-      <w:r>
-        <w:t>。</w:t>
+        <w:t>顺序文件使用一种与当前数据存储文件类似的结构，所对应的类也继承自dmsStorageBase，以利用其基本的页管理能力。dmsStorageSeqData类参考dmsStorageData，引入块的概念，提供集合操作的相关接口。</w:t>
       </w:r>
     </w:p>
     <w:p>
@@ -970,19 +951,7 @@
         <w:rPr>
           <w:color w:val="0070C0"/>
         </w:rPr>
-        <w:t>外部功能上不支持的压缩（</w:t>
-      </w:r>
-      <w:r>
-        <w:rPr>
-          <w:color w:val="0070C0"/>
-        </w:rPr>
-        <w:t>待</w:t>
-      </w:r>
-      <w:r>
-        <w:rPr>
-          <w:color w:val="0070C0"/>
-        </w:rPr>
-        <w:t>讨论？）。</w:t>
+        <w:t>外部功能上不支持的压缩（待讨论？）。</w:t>
       </w:r>
     </w:p>
     <w:p>
@@ -1026,7 +995,21 @@
         <w:ind w:left="420" w:firstLine="420"/>
       </w:pPr>
       <w:r>
-        <w:t>数据块的大小以16MB的倍数进行分配，不小于插入记录的10倍，最大不超过128M。块的头部包含着这个块的元数据结构，包含指向其前一个及下一个块的指针，所属集合的ID，块内记录数，块内写入位置等。</w:t>
+        <w:t>数据块的大小以</w:t>
+      </w:r>
+      <w:r>
+        <w:t>4</w:t>
+      </w:r>
+      <w:bookmarkStart w:id="0" w:name="_GoBack"/>
+      <w:bookmarkEnd w:id="0"/>
+      <w:r>
+        <w:t>MB的倍数进行分配，不小于插入记录的1</w:t>
+      </w:r>
+      <w:r>
+        <w:t>6</w:t>
+      </w:r>
+      <w:r>
+        <w:t>倍，最大不超过128M。块的头部包含着这个块的元数据结构，包含指向其前一个及下一个块的指针，所属集合的ID，块内记录数，块内写入位置等。</w:t>
       </w:r>
     </w:p>
     <w:p>
@@ -1216,6 +1199,7 @@
         <w:t>遗留问题</w:t>
       </w:r>
     </w:p>
+    <w:p/>
     <w:p>
       <w:pPr>
         <w:pStyle w:val="2"/>
@@ -1243,7 +1227,9 @@
         </w:tblBorders>
         <w:tblLayout w:type="fixed"/>
         <w:tblCellMar>
+          <w:top w:w="0" w:type="dxa"/>
           <w:left w:w="108" w:type="dxa"/>
+          <w:bottom w:w="0" w:type="dxa"/>
           <w:right w:w="108" w:type="dxa"/>
         </w:tblCellMar>
       </w:tblPr>
@@ -1756,8 +1742,12 @@
         </w:tc>
       </w:tr>
     </w:tbl>
-    <w:p/>
-    <w:p/>
+    <w:p>
+      <w:pPr/>
+    </w:p>
+    <w:p>
+      <w:pPr/>
+    </w:p>
     <w:p>
       <w:pPr/>
     </w:p>
@@ -1982,6 +1972,18 @@
       </w:pPr>
     </w:lvl>
   </w:abstractNum>
+  <w:abstractNum w:abstractNumId="1479107007">
+    <w:nsid w:val="582961BF"/>
+    <w:multiLevelType w:val="singleLevel"/>
+    <w:tmpl w:val="582961BF"/>
+    <w:lvl w:ilvl="0" w:tentative="1">
+      <w:start w:val="1"/>
+      <w:numFmt w:val="decimal"/>
+      <w:suff w:val="nothing"/>
+      <w:lvlText w:val="（%1）"/>
+      <w:lvlJc w:val="left"/>
+    </w:lvl>
+  </w:abstractNum>
   <w:abstractNum w:abstractNumId="1478829840">
     <w:nsid w:val="58252710"/>
     <w:multiLevelType w:val="multilevel"/>
@@ -2091,18 +2093,6 @@
         </w:tabs>
         <w:ind w:left="3600" w:hanging="360"/>
       </w:pPr>
-    </w:lvl>
-  </w:abstractNum>
-  <w:abstractNum w:abstractNumId="1479107007">
-    <w:nsid w:val="582961BF"/>
-    <w:multiLevelType w:val="singleLevel"/>
-    <w:tmpl w:val="582961BF"/>
-    <w:lvl w:ilvl="0" w:tentative="1">
-      <w:start w:val="1"/>
-      <w:numFmt w:val="decimal"/>
-      <w:suff w:val="nothing"/>
-      <w:lvlText w:val="（%1）"/>
-      <w:lvlJc w:val="left"/>
     </w:lvl>
   </w:abstractNum>
   <w:num w:numId="1">
@@ -2195,7 +2185,7 @@
     <w:lsdException w:qFormat="1" w:unhideWhenUsed="0" w:uiPriority="0" w:semiHidden="0" w:name="Title"/>
     <w:lsdException w:unhideWhenUsed="0" w:uiPriority="0" w:semiHidden="0" w:name="Closing"/>
     <w:lsdException w:unhideWhenUsed="0" w:uiPriority="0" w:semiHidden="0" w:name="Signature"/>
-    <w:lsdException w:qFormat="1" w:uiPriority="1" w:name="Default Paragraph Font"/>
+    <w:lsdException w:qFormat="1" w:uiPriority="1" w:semiHidden="0" w:name="Default Paragraph Font"/>
     <w:lsdException w:qFormat="1" w:unhideWhenUsed="0" w:uiPriority="0" w:semiHidden="0" w:name="Body Text"/>
     <w:lsdException w:unhideWhenUsed="0" w:uiPriority="0" w:semiHidden="0" w:name="Body Text Indent"/>
     <w:lsdException w:unhideWhenUsed="0" w:uiPriority="0" w:semiHidden="0" w:name="List Continue"/>
@@ -2233,7 +2223,7 @@
     <w:lsdException w:unhideWhenUsed="0" w:uiPriority="0" w:semiHidden="0" w:name="HTML Sample"/>
     <w:lsdException w:unhideWhenUsed="0" w:uiPriority="0" w:semiHidden="0" w:name="HTML Typewriter"/>
     <w:lsdException w:unhideWhenUsed="0" w:uiPriority="0" w:semiHidden="0" w:name="HTML Variable"/>
-    <w:lsdException w:qFormat="1" w:uiPriority="99" w:name="Normal Table"/>
+    <w:lsdException w:qFormat="1" w:uiPriority="99" w:semiHidden="0" w:name="Normal Table"/>
     <w:lsdException w:unhideWhenUsed="0" w:uiPriority="0" w:semiHidden="0" w:name="annotation subject"/>
     <w:lsdException w:uiPriority="0" w:name="Table Simple 1"/>
     <w:lsdException w:uiPriority="0" w:name="Table Simple 2"/>
